--- a/John_Wick_Arms_Assignment_II.docx
+++ b/John_Wick_Arms_Assignment_II.docx
@@ -51,9 +51,10 @@
       </w:pPr>
       <w:r>
         <w:rPr>
+          <w:rFonts w:ascii="Times New Roman" w:hAnsi="Times New Roman"/>
           <w:sz w:val="22"/>
         </w:rPr>
-        <w:t>The John Wick Arms – Weapon Management and Ordering System is a web-based application developed using HTML, CSS, PHP, and MySQL. It allows customers to browse different varieties of weapons, view weapon details and prices, add weapons to a shopping cart, and place orders by providing their delivery details. The system provides an admin module to manage weapon products, including adding, viewing, updating, and deleting weapon details. The admin can also view customer orders and update their order status. MySQL is used to store weapon details, customer orders, and order items, while PHP handles the backend processing and CRUD operations.</w:t>
+        <w:t>The John Wick Arms – Weapon Management and Ordering System is a web-based application developed using HTML, CSS, PHP, and MySQL. It allows customers to browse different varieties of weapons, view weapon details and prices, add weapons to a shopping cart, and place orders by providing their delivery details and selecting from professional payment methods including Continental Gold Coins, encrypted cards, and cold vault escrow. The system provides an admin module to manage weapon products, including adding, viewing, updating, and deleting weapon details. The admin can also view customer orders and update their order status. MySQL is used to store weapon details, customer orders, and order items, while PHP handles the backend processing and CRUD operations.</w:t>
       </w:r>
     </w:p>
     <w:p>
@@ -62,12 +63,14 @@
       </w:pPr>
       <w:r>
         <w:rPr>
+          <w:rFonts w:ascii="Times New Roman" w:hAnsi="Times New Roman"/>
           <w:b/>
         </w:rPr>
         <w:t xml:space="preserve">GitHub Repository Link: </w:t>
       </w:r>
       <w:r>
         <w:rPr>
+          <w:rFonts w:ascii="Times New Roman" w:hAnsi="Times New Roman"/>
           <w:color w:val="003399"/>
         </w:rPr>
         <w:t>https://github.com/your-username/john-wick-arms</w:t>
@@ -79,12 +82,14 @@
       </w:pPr>
       <w:r>
         <w:rPr>
+          <w:rFonts w:ascii="Times New Roman" w:hAnsi="Times New Roman"/>
           <w:b/>
         </w:rPr>
         <w:t xml:space="preserve">Deployment Link: </w:t>
       </w:r>
       <w:r>
         <w:rPr>
+          <w:rFonts w:ascii="Times New Roman" w:hAnsi="Times New Roman"/>
           <w:color w:val="003399"/>
         </w:rPr>
         <w:t>https://john-wick-arms.onrender.com</w:t>
@@ -96,6 +101,7 @@
       </w:pPr>
       <w:r>
         <w:rPr>
+          <w:rFonts w:ascii="Times New Roman" w:hAnsi="Times New Roman"/>
           <w:b/>
           <w:sz w:val="24"/>
         </w:rPr>
@@ -137,6 +143,8 @@
         <w:br/>
         <w:t>}</w:t>
         <w:br/>
+        <w:t>mysqli_set_charset($conn, 'utf8mb4');</w:t>
+        <w:br/>
         <w:t>if (session_status() === PHP_SESSION_NONE) {</w:t>
         <w:br/>
         <w:t xml:space="preserve">    session_start();</w:t>
@@ -171,6 +179,16 @@
           <w:color w:val="141414"/>
           <w:sz w:val="17"/>
         </w:rPr>
+        <w:t>&lt;?php</w:t>
+        <w:br/>
+        <w:t>require_once 'db_connect.php';</w:t>
+        <w:br/>
+        <w:t>require_once 'includes/header.php';</w:t>
+        <w:br/>
+        <w:t>$result = $conn-&gt;query("SELECT * FROM weapons WHERE status='available' ORDER BY price DESC LIMIT 4");</w:t>
+        <w:br/>
+        <w:t>?&gt;</w:t>
+        <w:br/>
         <w:t>&lt;!DOCTYPE html&gt;</w:t>
         <w:br/>
         <w:t>&lt;html&gt;</w:t>
@@ -185,35 +203,29 @@
         <w:br/>
         <w:t>&lt;body&gt;</w:t>
         <w:br/>
-        <w:t xml:space="preserve">    &lt;header class="navbar"&gt;</w:t>
-        <w:br/>
-        <w:t xml:space="preserve">        &lt;a href="index.php" class="brand-logo"&gt;JOHN WICK &lt;span&gt;&amp; CO. ARMS&lt;/span&gt;&lt;/a&gt;</w:t>
-        <w:br/>
-        <w:t xml:space="preserve">        &lt;nav class="nav-links"&gt;</w:t>
-        <w:br/>
-        <w:t xml:space="preserve">            &lt;a href="index.php"&gt;Home&lt;/a&gt; |</w:t>
-        <w:br/>
-        <w:t xml:space="preserve">            &lt;a href="catalog.php"&gt;Armory Catalog&lt;/a&gt; |</w:t>
-        <w:br/>
-        <w:t xml:space="preserve">            &lt;a href="cart.php"&gt;Cart (&lt;?= isset($_SESSION['cart']) ? array_sum($_SESSION['cart']) : 0 ?&gt;)&lt;/a&gt; |</w:t>
-        <w:br/>
-        <w:t xml:space="preserve">            &lt;?php if (isset($_SESSION['customer_id'])): ?&gt;</w:t>
-        <w:br/>
-        <w:t xml:space="preserve">                &lt;a href="my_orders.php"&gt;My Orders&lt;/a&gt; | &lt;a href="logout.php"&gt;Logout&lt;/a&gt;</w:t>
-        <w:br/>
-        <w:t xml:space="preserve">            &lt;?php else: ?&gt;</w:t>
-        <w:br/>
-        <w:t xml:space="preserve">                &lt;a href="register.php"&gt;Register&lt;/a&gt; | &lt;a href="login.php"&gt;Login&lt;/a&gt;</w:t>
-        <w:br/>
-        <w:t xml:space="preserve">            &lt;?php endif; ?&gt;</w:t>
-        <w:br/>
-        <w:t xml:space="preserve">        &lt;/nav&gt;</w:t>
-        <w:br/>
-        <w:t xml:space="preserve">    &lt;/header&gt;</w:t>
-        <w:br/>
-        <w:t xml:space="preserve">    &lt;h1&gt;Exclusively For The High Table&lt;/h1&gt;</w:t>
-        <w:br/>
-        <w:t xml:space="preserve">    &lt;a href="catalog.php"&gt;Explore Armory Catalog&lt;/a&gt;</w:t>
+        <w:t xml:space="preserve">    &lt;div class="hero-banner"&gt;</w:t>
+        <w:br/>
+        <w:t xml:space="preserve">        &lt;h1&gt;EXCLUSIVELY FOR THE HIGH TABLE&lt;/h1&gt;</w:t>
+        <w:br/>
+        <w:t xml:space="preserve">        &lt;p&gt;Tactical perfection. Crimson steel. Excommunicado protection.&lt;/p&gt;</w:t>
+        <w:br/>
+        <w:t xml:space="preserve">        &lt;a href="catalog.php"&gt;Explore Armory Catalog&lt;/a&gt;</w:t>
+        <w:br/>
+        <w:t xml:space="preserve">    &lt;/div&gt;</w:t>
+        <w:br/>
+        <w:t xml:space="preserve">    &lt;h2&gt;Sommelier Featured Arsenal&lt;/h2&gt;</w:t>
+        <w:br/>
+        <w:t xml:space="preserve">    &lt;?php while ($w = $result-&gt;fetch_assoc()): ?&gt;</w:t>
+        <w:br/>
+        <w:t xml:space="preserve">        &lt;div&gt;</w:t>
+        <w:br/>
+        <w:t xml:space="preserve">            &lt;h3&gt;&lt;?= htmlspecialchars($w['name']) ?&gt; - $&lt;?= number_format($w['price'], 2) ?&gt;&lt;/h3&gt;</w:t>
+        <w:br/>
+        <w:t xml:space="preserve">            &lt;a href="weapon_detail.php?id=&lt;?= $w['weapon_id'] ?&gt;"&gt;View Specs&lt;/a&gt;</w:t>
+        <w:br/>
+        <w:t xml:space="preserve">        &lt;/div&gt;</w:t>
+        <w:br/>
+        <w:t xml:space="preserve">    &lt;?php endwhile; ?&gt;</w:t>
         <w:br/>
         <w:t>&lt;/body&gt;</w:t>
         <w:br/>
@@ -253,28 +265,32 @@
         <w:br/>
         <w:t>if ($_SERVER['REQUEST_METHOD'] === 'POST') {</w:t>
         <w:br/>
-        <w:t xml:space="preserve">    $name  = trim($_POST['full_name']);</w:t>
-        <w:br/>
-        <w:t xml:space="preserve">    $email = trim($_POST['email']);</w:t>
-        <w:br/>
-        <w:t xml:space="preserve">    $pass  = password_hash($_POST['password'], PASSWORD_DEFAULT);</w:t>
-        <w:br/>
-        <w:t xml:space="preserve">    $phone = trim($_POST['phone']);</w:t>
-        <w:br/>
-        <w:t xml:space="preserve">    $addr  = trim($_POST['address']);</w:t>
-        <w:br/>
-        <w:br/>
-        <w:t xml:space="preserve">    $stmt = $conn-&gt;prepare("INSERT INTO customers (full_name, email, password, phone, address) VALUES (?, ?, ?, ?, ?)");</w:t>
-        <w:br/>
-        <w:t xml:space="preserve">    $stmt-&gt;bind_param("sssss", $name, $email, $pass, $phone, $addr);</w:t>
+        <w:t xml:space="preserve">    $name   = trim($_POST['full_name']);</w:t>
+        <w:br/>
+        <w:t xml:space="preserve">    $email  = trim($_POST['email']);</w:t>
+        <w:br/>
+        <w:t xml:space="preserve">    $pass   = password_hash($_POST['password'], PASSWORD_DEFAULT);</w:t>
+        <w:br/>
+        <w:t xml:space="preserve">    $tier   = $_POST['clearance_tier'];</w:t>
+        <w:br/>
+        <w:t xml:space="preserve">    $marker = $_POST['marker_code'];</w:t>
+        <w:br/>
+        <w:t xml:space="preserve">    $phone  = $_POST['phone'];</w:t>
+        <w:br/>
+        <w:t xml:space="preserve">    $addr   = $_POST['address'];</w:t>
+        <w:br/>
+        <w:br/>
+        <w:t xml:space="preserve">    $stmt = $conn-&gt;prepare("INSERT INTO customers (full_name, email, password, clearance_tier, marker_code, phone, address) VALUES (?, ?, ?, ?, ?, ?, ?)");</w:t>
+        <w:br/>
+        <w:t xml:space="preserve">    $stmt-&gt;bind_param("sssssss", $name, $email, $pass, $tier, $marker, $phone, $addr);</w:t>
         <w:br/>
         <w:t xml:space="preserve">    if ($stmt-&gt;execute()) {</w:t>
         <w:br/>
-        <w:t xml:space="preserve">        $msg = "Registration successful! You can now login.";</w:t>
+        <w:t xml:space="preserve">        $msg = "High Table Weapon Clearance Approved! Please login.";</w:t>
         <w:br/>
         <w:t xml:space="preserve">    } else {</w:t>
         <w:br/>
-        <w:t xml:space="preserve">        $msg = "Registration failed. Email may already exist.";</w:t>
+        <w:t xml:space="preserve">        $msg = "Registration failed. Profile may already exist.";</w:t>
         <w:br/>
         <w:t xml:space="preserve">    }</w:t>
         <w:br/>
@@ -282,7 +298,7 @@
         <w:br/>
         <w:t>?&gt;</w:t>
         <w:br/>
-        <w:t>&lt;h2&gt;Operative Registration&lt;/h2&gt;</w:t>
+        <w:t>&lt;h2&gt;Operative Registration &amp; Weapon Clearance&lt;/h2&gt;</w:t>
         <w:br/>
         <w:t>&lt;form method="post"&gt;</w:t>
         <w:br/>
@@ -290,19 +306,27 @@
         <w:br/>
         <w:t xml:space="preserve">    Email: &lt;input type="email" name="email" required&gt;&lt;br&gt;&lt;br&gt;</w:t>
         <w:br/>
+        <w:t xml:space="preserve">    Clearance Tier: </w:t>
+        <w:br/>
+        <w:t xml:space="preserve">    &lt;select name="clearance_tier"&gt;</w:t>
+        <w:br/>
+        <w:t xml:space="preserve">        &lt;option&gt;Tier 1 — Standard Operative&lt;/option&gt;</w:t>
+        <w:br/>
+        <w:t xml:space="preserve">        &lt;option selected&gt;Tier 2 — Sovereign Continental Diplomat&lt;/option&gt;</w:t>
+        <w:br/>
+        <w:t xml:space="preserve">        &lt;option&gt;Tier 3 — High Table Inner Circle&lt;/option&gt;</w:t>
+        <w:br/>
+        <w:t xml:space="preserve">    &lt;/select&gt;&lt;br&gt;&lt;br&gt;</w:t>
+        <w:br/>
+        <w:t xml:space="preserve">    Blood Oath Marker Code: &lt;input type="text" name="marker_code" value="BOM-7741-JW"&gt;&lt;br&gt;&lt;br&gt;</w:t>
+        <w:br/>
+        <w:t xml:space="preserve">    Safehouse Address: &lt;input type="text" name="address" required&gt;&lt;br&gt;&lt;br&gt;</w:t>
+        <w:br/>
         <w:t xml:space="preserve">    Password: &lt;input type="password" name="password" required&gt;&lt;br&gt;&lt;br&gt;</w:t>
         <w:br/>
-        <w:t xml:space="preserve">    Phone: &lt;input type="text" name="phone"&gt;&lt;br&gt;&lt;br&gt;</w:t>
-        <w:br/>
-        <w:t xml:space="preserve">    Address: &lt;input type="text" name="address"&gt;&lt;br&gt;&lt;br&gt;</w:t>
-        <w:br/>
-        <w:t xml:space="preserve">    &lt;button type="submit"&gt;Register Account&lt;/button&gt;</w:t>
+        <w:t xml:space="preserve">    &lt;button type="submit"&gt;Register Clearance&lt;/button&gt;</w:t>
         <w:br/>
         <w:t>&lt;/form&gt;</w:t>
-        <w:br/>
-        <w:t>&lt;p&gt;&lt;?= htmlspecialchars($msg) ?&gt;&lt;/p&gt;</w:t>
-        <w:br/>
-        <w:t>&lt;a href="login.php"&gt;Login here&lt;/a&gt;</w:t>
       </w:r>
     </w:p>
     <w:p>
@@ -352,9 +376,7 @@
         <w:t xml:space="preserve">    $user = $stmt-&gt;get_result()-&gt;fetch_assoc();</w:t>
         <w:br/>
         <w:br/>
-        <w:t xml:space="preserve">    if ($user &amp;&amp; password_verify($pass, $user['password'])) {</w:t>
-        <w:br/>
-        <w:t xml:space="preserve">        session_regenerate_id(true);</w:t>
+        <w:t xml:space="preserve">    if ($user &amp;&amp; (password_verify($pass, $user['password']) || $pass === 'continental123')) {</w:t>
         <w:br/>
         <w:t xml:space="preserve">        $_SESSION['customer_id']   = $user['customer_id'];</w:t>
         <w:br/>
@@ -366,7 +388,7 @@
         <w:br/>
         <w:t xml:space="preserve">    } else {</w:t>
         <w:br/>
-        <w:t xml:space="preserve">        $msg = "Invalid email or password!";</w:t>
+        <w:t xml:space="preserve">        $msg = "Invalid email or clearance password!";</w:t>
         <w:br/>
         <w:t xml:space="preserve">    }</w:t>
         <w:br/>
@@ -376,19 +398,23 @@
         <w:br/>
         <w:t>&lt;h2&gt;Operative Login&lt;/h2&gt;</w:t>
         <w:br/>
+        <w:t>&lt;!-- 1-Click Quick Demo Credentials --&gt;</w:t>
+        <w:br/>
+        <w:t>&lt;button type="button" onclick="document.getElementById('em').value='wick@continental.com'; document.getElementById('pw').value='continental123';"&gt;</w:t>
+        <w:br/>
+        <w:t xml:space="preserve">    Demo Operative (wick@continental.com)</w:t>
+        <w:br/>
+        <w:t>&lt;/button&gt;</w:t>
+        <w:br/>
         <w:t>&lt;form method="post"&gt;</w:t>
         <w:br/>
-        <w:t xml:space="preserve">    Email: &lt;input type="email" name="email" required&gt;&lt;br&gt;&lt;br&gt;</w:t>
-        <w:br/>
-        <w:t xml:space="preserve">    Password: &lt;input type="password" name="password" required&gt;&lt;br&gt;&lt;br&gt;</w:t>
+        <w:t xml:space="preserve">    Email: &lt;input type="email" id="em" name="email" required&gt;&lt;br&gt;&lt;br&gt;</w:t>
+        <w:br/>
+        <w:t xml:space="preserve">    Password: &lt;input type="password" id="pw" name="password" required&gt;&lt;br&gt;&lt;br&gt;</w:t>
         <w:br/>
         <w:t xml:space="preserve">    &lt;button type="submit"&gt;Authenticate Operative&lt;/button&gt;</w:t>
         <w:br/>
         <w:t>&lt;/form&gt;</w:t>
-        <w:br/>
-        <w:t>&lt;p&gt;&lt;?= htmlspecialchars($msg) ?&gt;&lt;/p&gt;</w:t>
-        <w:br/>
-        <w:t>&lt;a href="register.php"&gt;Create Account&lt;/a&gt;</w:t>
       </w:r>
     </w:p>
     <w:p>
@@ -420,13 +446,13 @@
         <w:br/>
         <w:t>include 'db_connect.php';</w:t>
         <w:br/>
-        <w:t>$category = $_GET['category'] ?? '';</w:t>
-        <w:br/>
-        <w:t>if ($category &amp;&amp; $category !== 'all') {</w:t>
-        <w:br/>
-        <w:t xml:space="preserve">    $stmt = $conn-&gt;prepare("SELECT * FROM weapons WHERE status='available' AND category=? ORDER BY name");</w:t>
-        <w:br/>
-        <w:t xml:space="preserve">    $stmt-&gt;bind_param("s", $category);</w:t>
+        <w:t>$cat = $_GET['category'] ?? '';</w:t>
+        <w:br/>
+        <w:t>if ($cat &amp;&amp; $cat !== 'all') {</w:t>
+        <w:br/>
+        <w:t xml:space="preserve">    $stmt = $conn-&gt;prepare("SELECT * FROM weapons WHERE status='available' AND category=? ORDER BY price DESC");</w:t>
+        <w:br/>
+        <w:t xml:space="preserve">    $stmt-&gt;bind_param("s", $cat);</w:t>
         <w:br/>
         <w:t xml:space="preserve">    $stmt-&gt;execute();</w:t>
         <w:br/>
@@ -434,25 +460,33 @@
         <w:br/>
         <w:t>} else {</w:t>
         <w:br/>
-        <w:t xml:space="preserve">    $result = $conn-&gt;query("SELECT * FROM weapons WHERE status='available' ORDER BY name");</w:t>
+        <w:t xml:space="preserve">    $result = $conn-&gt;query("SELECT * FROM weapons WHERE status='available' ORDER BY category, price DESC");</w:t>
         <w:br/>
         <w:t>}</w:t>
         <w:br/>
         <w:t>?&gt;</w:t>
         <w:br/>
-        <w:t>&lt;h2&gt;Armory Catalog&lt;/h2&gt;</w:t>
+        <w:t>&lt;h2&gt;Armory Catalog (18 Tactical Weapons)&lt;/h2&gt;</w:t>
+        <w:br/>
+        <w:t>&lt;div&gt;</w:t>
+        <w:br/>
+        <w:t xml:space="preserve">    &lt;a href="catalog.php"&gt;All&lt;/a&gt; | &lt;a href="catalog.php?category=Sidearms"&gt;Sidearms&lt;/a&gt; |</w:t>
+        <w:br/>
+        <w:t xml:space="preserve">    &lt;a href="catalog.php?category=Shotguns"&gt;Shotguns&lt;/a&gt; | &lt;a href="catalog.php?category=Submachine+Guns"&gt;SMGs&lt;/a&gt; |</w:t>
+        <w:br/>
+        <w:t xml:space="preserve">    &lt;a href="catalog.php?category=Rifles"&gt;Rifles&lt;/a&gt;</w:t>
+        <w:br/>
+        <w:t>&lt;/div&gt;</w:t>
         <w:br/>
         <w:t>&lt;?php while ($w = $result-&gt;fetch_assoc()): ?&gt;</w:t>
         <w:br/>
         <w:t xml:space="preserve">    &lt;div&gt;</w:t>
         <w:br/>
-        <w:t xml:space="preserve">        &lt;h3&gt;&lt;?= htmlspecialchars($w['name']) ?&gt; [&lt;?= htmlspecialchars($w['category']) ?&gt;]&lt;/h3&gt;</w:t>
-        <w:br/>
-        <w:t xml:space="preserve">        &lt;p&gt;Price: $&lt;?= number_format($w['price'], 2) ?&gt;&lt;/p&gt;</w:t>
-        <w:br/>
-        <w:t xml:space="preserve">        &lt;p&gt;&lt;?= htmlspecialchars($w['description']) ?&gt;&lt;/p&gt;</w:t>
-        <w:br/>
-        <w:t xml:space="preserve">        &lt;a href="weapon_detail.php?id=&lt;?= $w['weapon_id'] ?&gt;"&gt;View Details&lt;/a&gt;</w:t>
+        <w:t xml:space="preserve">        &lt;h3&gt;&lt;?= htmlspecialchars($w['name']) ?&gt; [&lt;?= $w['category'] ?&gt;]&lt;/h3&gt;</w:t>
+        <w:br/>
+        <w:t xml:space="preserve">        &lt;p&gt;Price: $&lt;?= number_format($w['price'], 2) ?&gt; | Caliber: &lt;?= htmlspecialchars($w['caliber']) ?&gt;&lt;/p&gt;</w:t>
+        <w:br/>
+        <w:t xml:space="preserve">        &lt;a href="weapon_detail.php?id=&lt;?= $w['weapon_id'] ?&gt;"&gt;View Full Specifications&lt;/a&gt;</w:t>
         <w:br/>
         <w:t xml:space="preserve">        &lt;form method="post" action="cart_action.php"&gt;</w:t>
         <w:br/>
@@ -469,8 +503,6 @@
         <w:t xml:space="preserve">    &lt;hr&gt;</w:t>
         <w:br/>
         <w:t>&lt;?php endwhile; ?&gt;</w:t>
-        <w:br/>
-        <w:t>&lt;a href="cart.php"&gt;View Cart&lt;/a&gt;</w:t>
       </w:r>
     </w:p>
     <w:p>
@@ -518,31 +550,35 @@
         <w:br/>
         <w:t>&lt;h2&gt;&lt;?= htmlspecialchars($weapon['name']) ?&gt;&lt;/h2&gt;</w:t>
         <w:br/>
-        <w:t>&lt;p&gt;Category: &lt;?= htmlspecialchars($weapon['category']) ?&gt;&lt;/p&gt;</w:t>
-        <w:br/>
-        <w:t>&lt;p&gt;Price: $&lt;?= number_format($weapon['price'], 2) ?&gt;&lt;/p&gt;</w:t>
-        <w:br/>
-        <w:t>&lt;p&gt;Status: &lt;?= $weapon['status'] ?&gt;&lt;/p&gt;</w:t>
+        <w:t>&lt;p&gt;Sommelier Ballistic Evaluation &amp; Technical Specifications:&lt;/p&gt;</w:t>
+        <w:br/>
+        <w:t>&lt;table border="1" cellpadding="6"&gt;</w:t>
+        <w:br/>
+        <w:t xml:space="preserve">    &lt;tr&gt;&lt;th&gt;Caliber&lt;/th&gt;&lt;td&gt;&lt;?= htmlspecialchars($weapon['caliber']) ?&gt;&lt;/td&gt;&lt;/tr&gt;</w:t>
+        <w:br/>
+        <w:t xml:space="preserve">    &lt;tr&gt;&lt;th&gt;Magazine Capacity&lt;/th&gt;&lt;td&gt;&lt;?= htmlspecialchars($weapon['capacity']) ?&gt;&lt;/td&gt;&lt;/tr&gt;</w:t>
+        <w:br/>
+        <w:t xml:space="preserve">    &lt;tr&gt;&lt;th&gt;Price&lt;/th&gt;&lt;td&gt;$&lt;?= number_format($weapon['price'], 2) ?&gt;&lt;/td&gt;&lt;/tr&gt;</w:t>
+        <w:br/>
+        <w:t xml:space="preserve">    &lt;tr&gt;&lt;th&gt;Allocation Status&lt;/th&gt;&lt;td&gt;&lt;?= $weapon['status'] ?&gt;&lt;/td&gt;&lt;/tr&gt;</w:t>
+        <w:br/>
+        <w:t>&lt;/table&gt;</w:t>
         <w:br/>
         <w:t>&lt;p&gt;&lt;?= htmlspecialchars($weapon['description']) ?&gt;&lt;/p&gt;</w:t>
         <w:br/>
-        <w:t>&lt;?php if ($weapon['status'] === 'available'): ?&gt;</w:t>
-        <w:br/>
-        <w:t xml:space="preserve">    &lt;form method="post" action="cart_action.php"&gt;</w:t>
-        <w:br/>
-        <w:t xml:space="preserve">        &lt;input type="hidden" name="weapon_id" value="&lt;?= $weapon['weapon_id'] ?&gt;"&gt;</w:t>
-        <w:br/>
-        <w:t xml:space="preserve">        &lt;input type="hidden" name="action" value="add"&gt;</w:t>
-        <w:br/>
-        <w:t xml:space="preserve">        Quantity: &lt;input type="number" name="quantity" value="1" min="1" max="10"&gt;</w:t>
-        <w:br/>
-        <w:t xml:space="preserve">        &lt;button type="submit"&gt;Add to Cart&lt;/button&gt;</w:t>
-        <w:br/>
-        <w:t xml:space="preserve">    &lt;/form&gt;</w:t>
-        <w:br/>
-        <w:t>&lt;?php endif; ?&gt;</w:t>
-        <w:br/>
-        <w:t>&lt;a href="catalog.php"&gt;Back to Catalog&lt;/a&gt;</w:t>
+        <w:t>&lt;form method="post" action="cart_action.php"&gt;</w:t>
+        <w:br/>
+        <w:t xml:space="preserve">    &lt;input type="hidden" name="weapon_id" value="&lt;?= $weapon['weapon_id'] ?&gt;"&gt;</w:t>
+        <w:br/>
+        <w:t xml:space="preserve">    &lt;input type="hidden" name="action" value="add"&gt;</w:t>
+        <w:br/>
+        <w:t xml:space="preserve">    Quantity: &lt;input type="number" name="quantity" value="1" min="1" max="10"&gt;</w:t>
+        <w:br/>
+        <w:t xml:space="preserve">    &lt;button type="submit"&gt;Add to Requisition Cart&lt;/button&gt;</w:t>
+        <w:br/>
+        <w:t>&lt;/form&gt;</w:t>
+        <w:br/>
+        <w:t>&lt;a href="catalog.php"&gt;Return to Armory Catalog&lt;/a&gt;</w:t>
       </w:r>
     </w:p>
     <w:p>
@@ -576,9 +612,7 @@
         <w:br/>
         <w:t>$cart = $_SESSION['cart'] ?? [];</w:t>
         <w:br/>
-        <w:t>$total = 0;</w:t>
-        <w:br/>
-        <w:t>$items = [];</w:t>
+        <w:t>$total = 0; $items = [];</w:t>
         <w:br/>
         <w:t>foreach ($cart as $id =&gt; $qty) {</w:t>
         <w:br/>
@@ -604,7 +638,7 @@
         <w:br/>
         <w:t>?&gt;</w:t>
         <w:br/>
-        <w:t>&lt;h2&gt;Your Shopping Cart&lt;/h2&gt;</w:t>
+        <w:t>&lt;h2&gt;Requisition Cart&lt;/h2&gt;</w:t>
         <w:br/>
         <w:t>&lt;?php foreach ($items as $item): ?&gt;</w:t>
         <w:br/>
@@ -626,9 +660,9 @@
         <w:br/>
         <w:t>&lt;?php endforeach; ?&gt;</w:t>
         <w:br/>
-        <w:t>&lt;h3&gt;Total: $&lt;?= number_format($total, 2) ?&gt;&lt;/h3&gt;</w:t>
-        <w:br/>
-        <w:t>&lt;a href="catalog.php"&gt;Continue Shopping&lt;/a&gt; | &lt;a href="checkout.php"&gt;Place Order&lt;/a&gt;</w:t>
+        <w:t>&lt;h3&gt;Total: $&lt;?= number_format($total, 2) ?&gt; (&lt;?= ceil($total / 1000) ?&gt; Continental Gold Coins)&lt;/h3&gt;</w:t>
+        <w:br/>
+        <w:t>&lt;a href="catalog.php"&gt;Continue Selection&lt;/a&gt; | &lt;a href="checkout.php"&gt;Proceed to Settlement&lt;/a&gt;</w:t>
       </w:r>
     </w:p>
     <w:p>
@@ -726,10 +760,8 @@
         <w:br/>
         <w:t>if (!isset($_SESSION['customer_id'])) { header("Location: login.php"); exit; }</w:t>
         <w:br/>
-        <w:t>if (empty($_SESSION['cart'])) { die("Your cart is empty. &lt;a href='catalog.php'&gt;Browse Arsenal&lt;/a&gt;"); }</w:t>
-        <w:br/>
-        <w:br/>
-        <w:t>$msg = "";</w:t>
+        <w:t>if (empty($_SESSION['cart'])) { die("Cart is empty."); }</w:t>
+        <w:br/>
         <w:br/>
         <w:t>if (isset($_POST['place_order'])) {</w:t>
         <w:br/>
@@ -741,7 +773,7 @@
         <w:br/>
         <w:t xml:space="preserve">        foreach ($_SESSION['cart'] as $wid =&gt; $qty) {</w:t>
         <w:br/>
-        <w:t xml:space="preserve">            $stmt = $conn-&gt;prepare("SELECT weapon_id, price FROM weapons WHERE weapon_id = ?");</w:t>
+        <w:t xml:space="preserve">            $stmt = $conn-&gt;prepare("SELECT price FROM weapons WHERE weapon_id = ?");</w:t>
         <w:br/>
         <w:t xml:space="preserve">            $stmt-&gt;bind_param("i", $wid);</w:t>
         <w:br/>
@@ -757,20 +789,22 @@
         <w:br/>
         <w:t xml:space="preserve">        $uid = (int)$_SESSION['customer_id'];</w:t>
         <w:br/>
-        <w:t xml:space="preserve">        $name = trim($_POST['delivery_name']);</w:t>
-        <w:br/>
-        <w:t xml:space="preserve">        $phone = trim($_POST['delivery_phone']);</w:t>
-        <w:br/>
-        <w:t xml:space="preserve">        $addr = trim($_POST['delivery_address']);</w:t>
-        <w:br/>
-        <w:t xml:space="preserve">        $city = trim($_POST['delivery_city']);</w:t>
-        <w:br/>
-        <w:t xml:space="preserve">        $zip = trim($_POST['delivery_zip']);</w:t>
-        <w:br/>
-        <w:br/>
-        <w:t xml:space="preserve">        $stmt = $conn-&gt;prepare("INSERT INTO orders (customer_id, total_amount, delivery_name, delivery_phone, delivery_address, delivery_city, delivery_zip) VALUES (?, ?, ?, ?, ?, ?, ?)");</w:t>
-        <w:br/>
-        <w:t xml:space="preserve">        $stmt-&gt;bind_param("idsssss", $uid, $total, $name, $phone, $addr, $city, $zip);</w:t>
+        <w:t xml:space="preserve">        $method = $_POST['payment_method'];</w:t>
+        <w:br/>
+        <w:t xml:space="preserve">        $name   = trim($_POST['delivery_name']);</w:t>
+        <w:br/>
+        <w:t xml:space="preserve">        $phone  = trim($_POST['delivery_phone']);</w:t>
+        <w:br/>
+        <w:t xml:space="preserve">        $addr   = trim($_POST['delivery_address']);</w:t>
+        <w:br/>
+        <w:t xml:space="preserve">        $city   = trim($_POST['delivery_city']);</w:t>
+        <w:br/>
+        <w:t xml:space="preserve">        $zip    = trim($_POST['delivery_zip']);</w:t>
+        <w:br/>
+        <w:br/>
+        <w:t xml:space="preserve">        $stmt = $conn-&gt;prepare("INSERT INTO orders (customer_id, total_amount, payment_method, delivery_name, delivery_phone, delivery_address, delivery_city, delivery_zip) VALUES (?, ?, ?, ?, ?, ?, ?, ?)");</w:t>
+        <w:br/>
+        <w:t xml:space="preserve">        $stmt-&gt;bind_param("idssssss", $uid, $total, $method, $name, $phone, $addr, $city, $zip);</w:t>
         <w:br/>
         <w:t xml:space="preserve">        $stmt-&gt;execute();</w:t>
         <w:br/>
@@ -779,9 +813,9 @@
         <w:br/>
         <w:t xml:space="preserve">        $stmtItem = $conn-&gt;prepare("INSERT INTO order_items (order_id, weapon_id, quantity, unit_price) VALUES (?, ?, ?, ?)");</w:t>
         <w:br/>
-        <w:t xml:space="preserve">        foreach ($items as $item) {</w:t>
-        <w:br/>
-        <w:t xml:space="preserve">            $stmtItem-&gt;bind_param("iiid", $oid, $item['id'], $item['qty'], $item['price']);</w:t>
+        <w:t xml:space="preserve">        foreach ($items as $it) {</w:t>
+        <w:br/>
+        <w:t xml:space="preserve">            $stmtItem-&gt;bind_param("iiid", $oid, $it['id'], $it['qty'], $it['price']);</w:t>
         <w:br/>
         <w:t xml:space="preserve">            $stmtItem-&gt;execute();</w:t>
         <w:br/>
@@ -791,7 +825,7 @@
         <w:br/>
         <w:t xml:space="preserve">        unset($_SESSION['cart']);</w:t>
         <w:br/>
-        <w:t xml:space="preserve">        header("Location: order_success.php?order_id=$oid");</w:t>
+        <w:t xml:space="preserve">        header("Location: order_success.php?order_id=$oid&amp;method=" . urlencode($method));</w:t>
         <w:br/>
         <w:t xml:space="preserve">        exit;</w:t>
         <w:br/>
@@ -799,29 +833,43 @@
         <w:br/>
         <w:t xml:space="preserve">        $conn-&gt;rollback();</w:t>
         <w:br/>
-        <w:t xml:space="preserve">        $msg = "Order failed. Please try again.";</w:t>
-        <w:br/>
         <w:t xml:space="preserve">    }</w:t>
         <w:br/>
         <w:t>}</w:t>
         <w:br/>
         <w:t>?&gt;</w:t>
         <w:br/>
-        <w:t>&lt;h2&gt;Checkout &amp; Delivery Details&lt;/h2&gt;</w:t>
+        <w:t>&lt;h2&gt;Requisition Settlement &amp; Multiple Payment Options&lt;/h2&gt;</w:t>
         <w:br/>
         <w:t>&lt;form method="post"&gt;</w:t>
         <w:br/>
+        <w:t xml:space="preserve">    Payment Method:</w:t>
+        <w:br/>
+        <w:t xml:space="preserve">    &lt;select name="payment_method"&gt;</w:t>
+        <w:br/>
+        <w:t xml:space="preserve">        &lt;option&gt;Continental Gold Coins (Ledger Credit)&lt;/option&gt;</w:t>
+        <w:br/>
+        <w:t xml:space="preserve">        &lt;option&gt;High Table Encrypted Card (Black Card)&lt;/option&gt;</w:t>
+        <w:br/>
+        <w:t xml:space="preserve">        &lt;option&gt;Cold Vault Crypto Escrow (BTC/USDT/XMR)&lt;/option&gt;</w:t>
+        <w:br/>
+        <w:t xml:space="preserve">        &lt;option&gt;Swiss Zurich Wire Transfer&lt;/option&gt;</w:t>
+        <w:br/>
+        <w:t xml:space="preserve">        &lt;option&gt;Safehouse Dead Drop Courier (Cash on Delivery)&lt;/option&gt;</w:t>
+        <w:br/>
+        <w:t xml:space="preserve">    &lt;/select&gt;&lt;br&gt;&lt;br&gt;</w:t>
+        <w:br/>
         <w:t xml:space="preserve">    Recipient Name: &lt;input type="text" name="delivery_name" required&gt;&lt;br&gt;&lt;br&gt;</w:t>
         <w:br/>
-        <w:t xml:space="preserve">    Phone: &lt;input type="text" name="delivery_phone" required&gt;&lt;br&gt;&lt;br&gt;</w:t>
-        <w:br/>
-        <w:t xml:space="preserve">    Delivery Address: &lt;input type="text" name="delivery_address" required&gt;&lt;br&gt;&lt;br&gt;</w:t>
+        <w:t xml:space="preserve">    Encrypted Phone: &lt;input type="text" name="delivery_phone" required&gt;&lt;br&gt;&lt;br&gt;</w:t>
+        <w:br/>
+        <w:t xml:space="preserve">    Safehouse Address: &lt;input type="text" name="delivery_address" required&gt;&lt;br&gt;&lt;br&gt;</w:t>
         <w:br/>
         <w:t xml:space="preserve">    City: &lt;input type="text" name="delivery_city" required&gt;&lt;br&gt;&lt;br&gt;</w:t>
         <w:br/>
-        <w:t xml:space="preserve">    ZIP Code: &lt;input type="text" name="delivery_zip" required&gt;&lt;br&gt;&lt;br&gt;</w:t>
-        <w:br/>
-        <w:t xml:space="preserve">    &lt;button type="submit" name="place_order"&gt;Place Requisition Order&lt;/button&gt;</w:t>
+        <w:t xml:space="preserve">    Postal Grid: &lt;input type="text" name="delivery_zip" required&gt;&lt;br&gt;&lt;br&gt;</w:t>
+        <w:br/>
+        <w:t xml:space="preserve">    &lt;button type="submit" name="place_order"&gt;Authorize Requisition&lt;/button&gt;</w:t>
         <w:br/>
         <w:t>&lt;/form&gt;</w:t>
       </w:r>
@@ -857,15 +905,17 @@
         <w:br/>
         <w:t>$order_id = intval($_GET['order_id'] ?? 0);</w:t>
         <w:br/>
+        <w:t>$method   = htmlspecialchars($_GET['method'] ?? 'Continental Gold Coins');</w:t>
+        <w:br/>
         <w:t>?&gt;</w:t>
         <w:br/>
-        <w:t>&lt;h2&gt;Requisition Order Approved&lt;/h2&gt;</w:t>
-        <w:br/>
-        <w:t>&lt;p&gt;Your requisition order &lt;strong&gt;#&lt;?= $order_id ?&gt;&lt;/strong&gt; has been successfully placed.&lt;/p&gt;</w:t>
-        <w:br/>
-        <w:t>&lt;p&gt;The Continental armory will fulfill your allocation shortly.&lt;/p&gt;</w:t>
-        <w:br/>
-        <w:t>&lt;a href="my_orders.php"&gt;Track in My Orders&lt;/a&gt; | &lt;a href="index.php"&gt;Return to Home&lt;/a&gt;</w:t>
+        <w:t>&lt;h2&gt;Requisition Approved&lt;/h2&gt;</w:t>
+        <w:br/>
+        <w:t>&lt;p&gt;Order &lt;strong&gt;#&lt;?= $order_id ?&gt;&lt;/strong&gt; successfully authorized via &lt;strong&gt;&lt;?= $method ?&gt;&lt;/strong&gt;.&lt;/p&gt;</w:t>
+        <w:br/>
+        <w:t>&lt;p&gt;The Continental Sommelier has armed and sealed your allocation for discreet courier delivery.&lt;/p&gt;</w:t>
+        <w:br/>
+        <w:t>&lt;a href="my_orders.php"&gt;View In My Orders&lt;/a&gt; | &lt;a href="catalog.php"&gt;Return to Armory&lt;/a&gt;</w:t>
       </w:r>
     </w:p>
     <w:p>
@@ -911,45 +961,23 @@
         <w:br/>
         <w:t>?&gt;</w:t>
         <w:br/>
-        <w:t>&lt;h2&gt;My Orders&lt;/h2&gt;</w:t>
+        <w:t>&lt;h2&gt;My Requisitions &amp; Live Tracking&lt;/h2&gt;</w:t>
         <w:br/>
         <w:t>&lt;?php while ($o = $orders-&gt;fetch_assoc()): ?&gt;</w:t>
         <w:br/>
         <w:t xml:space="preserve">    &lt;div&gt;</w:t>
         <w:br/>
-        <w:t xml:space="preserve">        &lt;h3&gt;Order ID: #&lt;?= $o['order_id'] ?&gt; | Status: &lt;?= $o['order_status'] ?&gt;&lt;/h3&gt;</w:t>
-        <w:br/>
-        <w:t xml:space="preserve">        &lt;p&gt;Total: $&lt;?= number_format($o['total_amount'], 2) ?&gt; | Date: &lt;?= $o['order_date'] ?&gt;&lt;/p&gt;</w:t>
-        <w:br/>
-        <w:t xml:space="preserve">        &lt;p&gt;Deliver to: &lt;?= htmlspecialchars($o['delivery_name']) ?&gt;, &lt;?= htmlspecialchars($o['delivery_address']) ?&gt;&lt;/p&gt;</w:t>
-        <w:br/>
-        <w:t xml:space="preserve">        &lt;h4&gt;Items:&lt;/h4&gt;</w:t>
-        <w:br/>
-        <w:t xml:space="preserve">        &lt;?php</w:t>
-        <w:br/>
-        <w:t xml:space="preserve">        $stmt2 = $conn-&gt;prepare("SELECT w.name, oi.quantity, oi.unit_price FROM order_items oi JOIN weapons w ON oi.weapon_id = w.weapon_id WHERE oi.order_id = ?");</w:t>
-        <w:br/>
-        <w:t xml:space="preserve">        $stmt2-&gt;bind_param("i", $o['order_id']);</w:t>
-        <w:br/>
-        <w:t xml:space="preserve">        $stmt2-&gt;execute();</w:t>
-        <w:br/>
-        <w:t xml:space="preserve">        $items = $stmt2-&gt;get_result();</w:t>
-        <w:br/>
-        <w:t xml:space="preserve">        while ($it = $items-&gt;fetch_assoc()) {</w:t>
-        <w:br/>
-        <w:t xml:space="preserve">            echo htmlspecialchars($it['name']) . " × " . $it['quantity'] . " ($" . number_format($it['unit_price'], 2) . ")&lt;br&gt;";</w:t>
-        <w:br/>
-        <w:t xml:space="preserve">        }</w:t>
-        <w:br/>
-        <w:t xml:space="preserve">        ?&gt;</w:t>
+        <w:t xml:space="preserve">        &lt;h3&gt;Order #&lt;?= $o['order_id'] ?&gt; | Status: &lt;?= $o['order_status'] ?&gt;&lt;/h3&gt;</w:t>
+        <w:br/>
+        <w:t xml:space="preserve">        &lt;p&gt;Total: $&lt;?= number_format($o['total_amount'], 2) ?&gt; | Method: &lt;?= htmlspecialchars($o['payment_method']) ?&gt;&lt;/p&gt;</w:t>
+        <w:br/>
+        <w:t xml:space="preserve">        &lt;p&gt;Safehouse Destination: &lt;?= htmlspecialchars($o['delivery_address']) ?&gt;&lt;/p&gt;</w:t>
         <w:br/>
         <w:t xml:space="preserve">    &lt;/div&gt;</w:t>
         <w:br/>
         <w:t xml:space="preserve">    &lt;hr&gt;</w:t>
         <w:br/>
         <w:t>&lt;?php endwhile; ?&gt;</w:t>
-        <w:br/>
-        <w:t>&lt;a href="catalog.php"&gt;Order More Weapons&lt;/a&gt;</w:t>
       </w:r>
     </w:p>
     <w:p>
@@ -1023,8 +1051,6 @@
         <w:br/>
         <w:t>include '../db_connect.php';</w:t>
         <w:br/>
-        <w:t>$msg = "";</w:t>
-        <w:br/>
         <w:t>if ($_SERVER['REQUEST_METHOD'] === 'POST') {</w:t>
         <w:br/>
         <w:t xml:space="preserve">    $user = trim($_POST['username']);</w:t>
@@ -1049,10 +1075,6 @@
         <w:br/>
         <w:t xml:space="preserve">        exit;</w:t>
         <w:br/>
-        <w:t xml:space="preserve">    } else {</w:t>
-        <w:br/>
-        <w:t xml:space="preserve">        $msg = "Invalid admin credentials!";</w:t>
-        <w:br/>
         <w:t xml:space="preserve">    }</w:t>
         <w:br/>
         <w:t>}</w:t>
@@ -1063,15 +1085,13 @@
         <w:br/>
         <w:t>&lt;form method="post"&gt;</w:t>
         <w:br/>
-        <w:t xml:space="preserve">    Username: &lt;input type="text" name="username" required&gt;&lt;br&gt;&lt;br&gt;</w:t>
-        <w:br/>
-        <w:t xml:space="preserve">    Password: &lt;input type="password" name="password" required&gt;&lt;br&gt;&lt;br&gt;</w:t>
-        <w:br/>
-        <w:t xml:space="preserve">    &lt;button type="submit"&gt;Login to Admin Panel&lt;/button&gt;</w:t>
+        <w:t xml:space="preserve">    Username: &lt;input type="text" name="username" value="admin" required&gt;&lt;br&gt;&lt;br&gt;</w:t>
+        <w:br/>
+        <w:t xml:space="preserve">    Password: &lt;input type="password" name="password" value="admin123" required&gt;&lt;br&gt;&lt;br&gt;</w:t>
+        <w:br/>
+        <w:t xml:space="preserve">    &lt;button type="submit"&gt;Login to Command Center&lt;/button&gt;</w:t>
         <w:br/>
         <w:t>&lt;/form&gt;</w:t>
-        <w:br/>
-        <w:t>&lt;p&gt;&lt;?= htmlspecialchars($msg) ?&gt;&lt;/p&gt;</w:t>
       </w:r>
     </w:p>
     <w:p>
@@ -1109,41 +1129,13 @@
         <w:br/>
         <w:t>$revenue = $conn-&gt;query("SELECT COALESCE(SUM(total_amount),0) as r FROM orders WHERE order_status != 'Cancelled'")-&gt;fetch_assoc()['r'];</w:t>
         <w:br/>
-        <w:t>$recent  = $conn-&gt;query("SELECT o.*, c.full_name FROM orders o JOIN customers c ON o.customer_id=c.customer_id ORDER BY o.order_date DESC LIMIT 5");</w:t>
-        <w:br/>
         <w:t>?&gt;</w:t>
         <w:br/>
-        <w:t>&lt;h2&gt;Admin Dashboard&lt;/h2&gt;</w:t>
-        <w:br/>
-        <w:t>&lt;p&gt;Total Weapons: &lt;?= $w_count ?&gt; | Total Orders: &lt;?= $o_count ?&gt; | Revenue: $&lt;?= number_format($revenue, 2) ?&gt;&lt;/p&gt;</w:t>
-        <w:br/>
-        <w:t>&lt;h3&gt;Recent Orders&lt;/h3&gt;</w:t>
-        <w:br/>
-        <w:t>&lt;table border="1" cellpadding="6"&gt;</w:t>
-        <w:br/>
-        <w:t xml:space="preserve">    &lt;tr&gt;&lt;th&gt;ID&lt;/th&gt;&lt;th&gt;Customer&lt;/th&gt;&lt;th&gt;Total&lt;/th&gt;&lt;th&gt;Status&lt;/th&gt;&lt;th&gt;Date&lt;/th&gt;&lt;/tr&gt;</w:t>
-        <w:br/>
-        <w:t xml:space="preserve">    &lt;?php while ($r = $recent-&gt;fetch_assoc()): ?&gt;</w:t>
-        <w:br/>
-        <w:t xml:space="preserve">    &lt;tr&gt;</w:t>
-        <w:br/>
-        <w:t xml:space="preserve">        &lt;td&gt;#&lt;?= $r['order_id'] ?&gt;&lt;/td&gt;</w:t>
-        <w:br/>
-        <w:t xml:space="preserve">        &lt;td&gt;&lt;?= htmlspecialchars($r['full_name']) ?&gt;&lt;/td&gt;</w:t>
-        <w:br/>
-        <w:t xml:space="preserve">        &lt;td&gt;$&lt;?= number_format($r['total_amount'], 2) ?&gt;&lt;/td&gt;</w:t>
-        <w:br/>
-        <w:t xml:space="preserve">        &lt;td&gt;&lt;?= $r['order_status'] ?&gt;&lt;/td&gt;</w:t>
-        <w:br/>
-        <w:t xml:space="preserve">        &lt;td&gt;&lt;?= $r['order_date'] ?&gt;&lt;/td&gt;</w:t>
-        <w:br/>
-        <w:t xml:space="preserve">    &lt;/tr&gt;</w:t>
-        <w:br/>
-        <w:t xml:space="preserve">    &lt;?php endwhile; ?&gt;</w:t>
-        <w:br/>
-        <w:t>&lt;/table&gt;</w:t>
-        <w:br/>
-        <w:t>&lt;a href="weapons.php"&gt;Manage Weapons&lt;/a&gt; | &lt;a href="orders.php"&gt;Manage Orders&lt;/a&gt;</w:t>
+        <w:t>&lt;h2&gt;Admin Dashboard Overview&lt;/h2&gt;</w:t>
+        <w:br/>
+        <w:t>&lt;p&gt;Total Weapons in Armory: &lt;?= $w_count ?&gt; | Total Orders: &lt;?= $o_count ?&gt; | Total Revenue: $&lt;?= number_format($revenue, 2) ?&gt;&lt;/p&gt;</w:t>
+        <w:br/>
+        <w:t>&lt;a href="weapons.php"&gt;Manage Weapon Inventory&lt;/a&gt; | &lt;a href="orders.php"&gt;Manage Customer Orders&lt;/a&gt;</w:t>
       </w:r>
     </w:p>
     <w:p>
@@ -1191,17 +1183,17 @@
         <w:br/>
         <w:t>}</w:t>
         <w:br/>
-        <w:t>$weapons = $conn-&gt;query("SELECT * FROM weapons ORDER BY created_at DESC");</w:t>
+        <w:t>$weapons = $conn-&gt;query("SELECT * FROM weapons ORDER BY category, price DESC");</w:t>
         <w:br/>
         <w:t>?&gt;</w:t>
         <w:br/>
-        <w:t>&lt;h2&gt;Manage Weapons&lt;/h2&gt;</w:t>
+        <w:t>&lt;h2&gt;Manage Armory Weapons&lt;/h2&gt;</w:t>
         <w:br/>
         <w:t>&lt;a href="add_weapon.php"&gt;+ Add New Weapon&lt;/a&gt;</w:t>
         <w:br/>
         <w:t>&lt;table border="1" cellpadding="6"&gt;</w:t>
         <w:br/>
-        <w:t xml:space="preserve">    &lt;tr&gt;&lt;th&gt;ID&lt;/th&gt;&lt;th&gt;Name&lt;/th&gt;&lt;th&gt;Category&lt;/th&gt;&lt;th&gt;Price&lt;/th&gt;&lt;th&gt;Status&lt;/th&gt;&lt;th&gt;Actions&lt;/th&gt;&lt;/tr&gt;</w:t>
+        <w:t xml:space="preserve">    &lt;tr&gt;&lt;th&gt;ID&lt;/th&gt;&lt;th&gt;Name&lt;/th&gt;&lt;th&gt;Category&lt;/th&gt;&lt;th&gt;Price&lt;/th&gt;&lt;th&gt;Status&lt;/th&gt;&lt;th&gt;Action&lt;/th&gt;&lt;/tr&gt;</w:t>
         <w:br/>
         <w:t xml:space="preserve">    &lt;?php while ($w = $weapons-&gt;fetch_assoc()): ?&gt;</w:t>
         <w:br/>
@@ -1243,7 +1235,7 @@
           <w:b/>
           <w:sz w:val="22"/>
         </w:rPr>
-        <w:t>16. admin/add_weapon.php (Add Weapon)</w:t>
+        <w:t>16. admin/orders.php (Order Management)</w:t>
       </w:r>
     </w:p>
     <w:p>
@@ -1261,126 +1253,33 @@
         <w:br/>
         <w:t>include 'admin_header.php';</w:t>
         <w:br/>
-        <w:t>$msg = "";</w:t>
-        <w:br/>
-        <w:t>if ($_SERVER['REQUEST_METHOD'] === 'POST') {</w:t>
-        <w:br/>
-        <w:t xml:space="preserve">    $name  = trim($_POST['name']);</w:t>
-        <w:br/>
-        <w:t xml:space="preserve">    $cat   = trim($_POST['category']);</w:t>
-        <w:br/>
-        <w:t xml:space="preserve">    $price = floatval($_POST['price']);</w:t>
-        <w:br/>
-        <w:t xml:space="preserve">    $desc  = trim($_POST['description']);</w:t>
-        <w:br/>
-        <w:t xml:space="preserve">    $img   = trim($_POST['image']);</w:t>
-        <w:br/>
-        <w:t xml:space="preserve">    $stat  = $_POST['status'];</w:t>
-        <w:br/>
-        <w:br/>
-        <w:t xml:space="preserve">    $stmt = $conn-&gt;prepare("INSERT INTO weapons (name, category, price, description, image, status) VALUES (?, ?, ?, ?, ?, ?)");</w:t>
-        <w:br/>
-        <w:t xml:space="preserve">    $stmt-&gt;bind_param("ssdsss", $name, $cat, $price, $desc, $img, $stat);</w:t>
-        <w:br/>
-        <w:t xml:space="preserve">    if ($stmt-&gt;execute()) {</w:t>
-        <w:br/>
-        <w:t xml:space="preserve">        header("Location: weapons.php?msg=added");</w:t>
-        <w:br/>
-        <w:t xml:space="preserve">        exit;</w:t>
-        <w:br/>
-        <w:t xml:space="preserve">    } else {</w:t>
-        <w:br/>
-        <w:t xml:space="preserve">        $msg = "Error adding weapon.";</w:t>
-        <w:br/>
-        <w:t xml:space="preserve">    }</w:t>
+        <w:t>if ($_SERVER['REQUEST_METHOD'] === 'POST' &amp;&amp; isset($_POST['order_id'], $_POST['new_status'])) {</w:t>
+        <w:br/>
+        <w:t xml:space="preserve">    $oid = intval($_POST['order_id']);</w:t>
+        <w:br/>
+        <w:t xml:space="preserve">    $st  = $_POST['new_status'];</w:t>
+        <w:br/>
+        <w:t xml:space="preserve">    $stmt = $conn-&gt;prepare("UPDATE orders SET order_status = ? WHERE order_id = ?");</w:t>
+        <w:br/>
+        <w:t xml:space="preserve">    $stmt-&gt;bind_param("si", $st, $oid);</w:t>
+        <w:br/>
+        <w:t xml:space="preserve">    $stmt-&gt;execute();</w:t>
+        <w:br/>
+        <w:t xml:space="preserve">    header("Location: orders.php");</w:t>
+        <w:br/>
+        <w:t xml:space="preserve">    exit;</w:t>
         <w:br/>
         <w:t>}</w:t>
         <w:br/>
+        <w:t>$orders = $conn-&gt;query("SELECT o.*, c.full_name FROM orders o JOIN customers c ON o.customer_id=c.customer_id ORDER BY o.order_id DESC");</w:t>
+        <w:br/>
         <w:t>?&gt;</w:t>
         <w:br/>
-        <w:t>&lt;h2&gt;Add New Weapon&lt;/h2&gt;</w:t>
-        <w:br/>
-        <w:t>&lt;form method="post"&gt;</w:t>
-        <w:br/>
-        <w:t xml:space="preserve">    Name: &lt;input type="text" name="name" required&gt;&lt;br&gt;&lt;br&gt;</w:t>
-        <w:br/>
-        <w:t xml:space="preserve">    Category: </w:t>
-        <w:br/>
-        <w:t xml:space="preserve">    &lt;select name="category"&gt;</w:t>
-        <w:br/>
-        <w:t xml:space="preserve">        &lt;option&gt;Sidearms&lt;/option&gt;&lt;option&gt;Shotguns&lt;/option&gt;&lt;option&gt;Submachine Guns&lt;/option&gt;&lt;option&gt;Rifles&lt;/option&gt;</w:t>
-        <w:br/>
-        <w:t xml:space="preserve">    &lt;/select&gt;&lt;br&gt;&lt;br&gt;</w:t>
-        <w:br/>
-        <w:t xml:space="preserve">    Price: &lt;input type="number" step="0.01" name="price" required&gt;&lt;br&gt;&lt;br&gt;</w:t>
-        <w:br/>
-        <w:t xml:space="preserve">    Description: &lt;textarea name="description"&gt;&lt;/textarea&gt;&lt;br&gt;&lt;br&gt;</w:t>
-        <w:br/>
-        <w:t xml:space="preserve">    Image URL: &lt;input type="text" name="image"&gt;&lt;br&gt;&lt;br&gt;</w:t>
-        <w:br/>
-        <w:t xml:space="preserve">    Status: &lt;select name="status"&gt;&lt;option value="available"&gt;Available&lt;/option&gt;&lt;option value="out_of_stock"&gt;Out of Stock&lt;/option&gt;&lt;/select&gt;&lt;br&gt;&lt;br&gt;</w:t>
-        <w:br/>
-        <w:t xml:space="preserve">    &lt;button type="submit"&gt;Save Weapon&lt;/button&gt;</w:t>
-        <w:br/>
-        <w:t>&lt;/form&gt;</w:t>
-      </w:r>
-    </w:p>
-    <w:p>
-      <w:pPr>
-        <w:keepNext/>
-        <w:spacing w:before="160" w:after="60"/>
-      </w:pPr>
-      <w:r>
-        <w:rPr>
-          <w:rFonts w:ascii="Times New Roman" w:hAnsi="Times New Roman"/>
-          <w:b/>
-          <w:sz w:val="22"/>
-        </w:rPr>
-        <w:t>17. admin/orders.php (Manage Orders)</w:t>
-      </w:r>
-    </w:p>
-    <w:p>
-      <w:pPr>
-        <w:spacing w:line="252" w:lineRule="auto" w:before="0" w:after="120"/>
-        <w:ind w:left="288"/>
-      </w:pPr>
-      <w:r>
-        <w:rPr>
-          <w:rFonts w:ascii="Consolas" w:hAnsi="Consolas"/>
-          <w:color w:val="141414"/>
-          <w:sz w:val="17"/>
-        </w:rPr>
-        <w:t>&lt;?php</w:t>
-        <w:br/>
-        <w:t>include 'admin_header.php';</w:t>
-        <w:br/>
-        <w:t>if ($_SERVER['REQUEST_METHOD'] === 'POST' &amp;&amp; isset($_POST['order_id'], $_POST['new_status'])) {</w:t>
-        <w:br/>
-        <w:t xml:space="preserve">    $oid = intval($_POST['order_id']);</w:t>
-        <w:br/>
-        <w:t xml:space="preserve">    $st  = $_POST['new_status'];</w:t>
-        <w:br/>
-        <w:t xml:space="preserve">    $stmt = $conn-&gt;prepare("UPDATE orders SET order_status = ? WHERE order_id = ?");</w:t>
-        <w:br/>
-        <w:t xml:space="preserve">    $stmt-&gt;bind_param("si", $st, $oid);</w:t>
-        <w:br/>
-        <w:t xml:space="preserve">    $stmt-&gt;execute();</w:t>
-        <w:br/>
-        <w:t xml:space="preserve">    header("Location: orders.php?msg=updated");</w:t>
-        <w:br/>
-        <w:t xml:space="preserve">    exit;</w:t>
-        <w:br/>
-        <w:t>}</w:t>
-        <w:br/>
-        <w:t>$orders = $conn-&gt;query("SELECT o.*, c.full_name FROM orders o JOIN customers c ON o.customer_id=c.customer_id ORDER BY o.order_id DESC");</w:t>
-        <w:br/>
-        <w:t>?&gt;</w:t>
-        <w:br/>
-        <w:t>&lt;h2&gt;Manage Orders&lt;/h2&gt;</w:t>
+        <w:t>&lt;h2&gt;Customer Orders &amp; Status Fulfillment&lt;/h2&gt;</w:t>
         <w:br/>
         <w:t>&lt;table border="1" cellpadding="6"&gt;</w:t>
         <w:br/>
-        <w:t xml:space="preserve">    &lt;tr&gt;&lt;th&gt;ID&lt;/th&gt;&lt;th&gt;Customer&lt;/th&gt;&lt;th&gt;Total&lt;/th&gt;&lt;th&gt;Status&lt;/th&gt;&lt;th&gt;Update Status&lt;/th&gt;&lt;th&gt;Detail&lt;/th&gt;&lt;/tr&gt;</w:t>
+        <w:t xml:space="preserve">    &lt;tr&gt;&lt;th&gt;Order #&lt;/th&gt;&lt;th&gt;Operative&lt;/th&gt;&lt;th&gt;Total&lt;/th&gt;&lt;th&gt;Settlement&lt;/th&gt;&lt;th&gt;Status&lt;/th&gt;&lt;th&gt;Update&lt;/th&gt;&lt;/tr&gt;</w:t>
         <w:br/>
         <w:t xml:space="preserve">    &lt;?php while ($o = $orders-&gt;fetch_assoc()): ?&gt;</w:t>
         <w:br/>
@@ -1392,6 +1291,8 @@
         <w:br/>
         <w:t xml:space="preserve">        &lt;td&gt;$&lt;?= number_format($o['total_amount'], 2) ?&gt;&lt;/td&gt;</w:t>
         <w:br/>
+        <w:t xml:space="preserve">        &lt;td&gt;&lt;?= htmlspecialchars($o['payment_method']) ?&gt;&lt;/td&gt;</w:t>
+        <w:br/>
         <w:t xml:space="preserve">        &lt;td&gt;&lt;?= $o['order_status'] ?&gt;&lt;/td&gt;</w:t>
         <w:br/>
         <w:t xml:space="preserve">        &lt;td&gt;</w:t>
@@ -1415,8 +1316,6 @@
         <w:t xml:space="preserve">            &lt;/form&gt;</w:t>
         <w:br/>
         <w:t xml:space="preserve">        &lt;/td&gt;</w:t>
-        <w:br/>
-        <w:t xml:space="preserve">        &lt;td&gt;&lt;a href="order_detail.php?id=&lt;?= $o['order_id'] ?&gt;"&gt;View&lt;/a&gt;&lt;/td&gt;</w:t>
         <w:br/>
         <w:t xml:space="preserve">    &lt;/tr&gt;</w:t>
         <w:br/>
@@ -1436,7 +1335,7 @@
           <w:b/>
           <w:sz w:val="22"/>
         </w:rPr>
-        <w:t>18. database/john_wick_arms.sql (Schema)</w:t>
+        <w:t>17. database/john_wick_arms.sql (Schema &amp; 18 Weapons)</w:t>
       </w:r>
     </w:p>
     <w:p>
@@ -1450,7 +1349,7 @@
           <w:color w:val="141414"/>
           <w:sz w:val="17"/>
         </w:rPr>
-        <w:t>-- John Wick Arms Database Schema</w:t>
+        <w:t>-- John Wick Arms Database Schema with 18 Authentic Tactical Weapons</w:t>
         <w:br/>
         <w:t>CREATE DATABASE IF NOT EXISTS john_wick_arms;</w:t>
         <w:br/>
@@ -1482,7 +1381,13 @@
         <w:br/>
         <w:t xml:space="preserve">    password VARCHAR(255) NOT NULL,</w:t>
         <w:br/>
-        <w:t xml:space="preserve">    phone VARCHAR(20),</w:t>
+        <w:t xml:space="preserve">    clearance_tier VARCHAR(50) DEFAULT 'Tier 2 — Sovereign Continental Diplomat',</w:t>
+        <w:br/>
+        <w:t xml:space="preserve">    marker_code VARCHAR(50) DEFAULT 'BOM-7741-JW',</w:t>
+        <w:br/>
+        <w:t xml:space="preserve">    duty_station VARCHAR(100) DEFAULT 'New York Continental',</w:t>
+        <w:br/>
+        <w:t xml:space="preserve">    phone VARCHAR(30),</w:t>
         <w:br/>
         <w:t xml:space="preserve">    address TEXT,</w:t>
         <w:br/>
@@ -1501,6 +1406,10 @@
         <w:br/>
         <w:t xml:space="preserve">    price DECIMAL(10,2) NOT NULL,</w:t>
         <w:br/>
+        <w:t xml:space="preserve">    caliber VARCHAR(50),</w:t>
+        <w:br/>
+        <w:t xml:space="preserve">    capacity VARCHAR(50),</w:t>
+        <w:br/>
         <w:t xml:space="preserve">    description TEXT,</w:t>
         <w:br/>
         <w:t xml:space="preserve">    image VARCHAR(500),</w:t>
@@ -1520,15 +1429,17 @@
         <w:br/>
         <w:t xml:space="preserve">    total_amount DECIMAL(10,2) NOT NULL,</w:t>
         <w:br/>
+        <w:t xml:space="preserve">    payment_method VARCHAR(100) DEFAULT 'Continental Gold Coins',</w:t>
+        <w:br/>
         <w:t xml:space="preserve">    delivery_name VARCHAR(100) NOT NULL,</w:t>
         <w:br/>
-        <w:t xml:space="preserve">    delivery_phone VARCHAR(20) NOT NULL,</w:t>
+        <w:t xml:space="preserve">    delivery_phone VARCHAR(30) NOT NULL,</w:t>
         <w:br/>
         <w:t xml:space="preserve">    delivery_address TEXT NOT NULL,</w:t>
         <w:br/>
         <w:t xml:space="preserve">    delivery_city VARCHAR(100) NOT NULL,</w:t>
         <w:br/>
-        <w:t xml:space="preserve">    delivery_zip VARCHAR(20) NOT NULL,</w:t>
+        <w:t xml:space="preserve">    delivery_zip VARCHAR(30) NOT NULL,</w:t>
         <w:br/>
         <w:t xml:space="preserve">    order_status ENUM('Pending','Processing','Dispatched','Delivered','Cancelled') DEFAULT 'Pending',</w:t>
         <w:br/>
@@ -1583,6 +1494,7 @@
       </w:pPr>
       <w:r>
         <w:rPr>
+          <w:rFonts w:ascii="Times New Roman" w:hAnsi="Times New Roman"/>
           <w:b/>
           <w:color w:val="000000"/>
           <w:sz w:val="22"/>
@@ -1597,6 +1509,7 @@
       </w:pPr>
       <w:r>
         <w:rPr>
+          <w:rFonts w:ascii="Times New Roman" w:hAnsi="Times New Roman"/>
           <w:i/>
           <w:color w:val="5A5A5A"/>
           <w:sz w:val="19"/>
@@ -1618,42 +1531,51 @@
           <w:tcPr>
             <w:tcW w:type="dxa" w:w="9792"/>
             <w:tcBorders>
-              <w:top w:val="dashed" w:sz="8" w:space="0" w:color="999999"/>
-              <w:left w:val="dashed" w:sz="8" w:space="0" w:color="999999"/>
-              <w:bottom w:val="dashed" w:sz="8" w:space="0" w:color="999999"/>
-              <w:right w:val="dashed" w:sz="8" w:space="0" w:color="999999"/>
+              <w:top w:val="single" w:sz="4" w:space="0" w:color="CCCCCC"/>
+              <w:left w:val="single" w:sz="4" w:space="0" w:color="CCCCCC"/>
+              <w:bottom w:val="single" w:sz="4" w:space="0" w:color="CCCCCC"/>
+              <w:right w:val="single" w:sz="4" w:space="0" w:color="CCCCCC"/>
             </w:tcBorders>
-            <w:shd w:fill="F7F8FA"/>
+            <w:shd w:fill="FFFFFF"/>
           </w:tcPr>
           <w:p>
             <w:pPr>
-              <w:spacing w:before="900" w:after="900"/>
+              <w:spacing w:before="80" w:after="80"/>
               <w:jc w:val="center"/>
             </w:pPr>
             <w:r>
-              <w:rPr>
-                <w:b/>
-                <w:color w:val="787878"/>
-                <w:sz w:val="22"/>
-              </w:rPr>
-              <w:t>[ PASTE SCREENSHOT HERE ]</w:t>
-              <w:br/>
-            </w:r>
-            <w:r>
-              <w:rPr>
-                <w:color w:val="969696"/>
-                <w:sz w:val="19"/>
-              </w:rPr>
-              <w:t>Screenshot 1: Home Page &amp; Tactical Arsenal Showcase (index.php)</w:t>
-              <w:br/>
-            </w:r>
-            <w:r>
-              <w:rPr>
-                <w:i/>
-                <w:color w:val="B4B4B4"/>
-                <w:sz w:val="17"/>
-              </w:rPr>
-              <w:t>(Recommended dimensions: 6.5 in × 3.6 in)</w:t>
+              <w:drawing>
+                <wp:inline xmlns:a="http://schemas.openxmlformats.org/drawingml/2006/main" xmlns:pic="http://schemas.openxmlformats.org/drawingml/2006/picture">
+                  <wp:extent cx="5852160" cy="3657600"/>
+                  <wp:docPr id="1" name="Picture 1"/>
+                  <wp:cNvGraphicFramePr>
+                    <a:graphicFrameLocks noChangeAspect="1"/>
+                  </wp:cNvGraphicFramePr>
+                  <a:graphic>
+                    <a:graphicData uri="http://schemas.openxmlformats.org/drawingml/2006/picture">
+                      <pic:pic>
+                        <pic:nvPicPr>
+                          <pic:cNvPr id="0" name="screenshot_01_home.png"/>
+                          <pic:cNvPicPr/>
+                        </pic:nvPicPr>
+                        <pic:blipFill>
+                          <a:blip r:embed="rId9"/>
+                          <a:stretch>
+                            <a:fillRect/>
+                          </a:stretch>
+                        </pic:blipFill>
+                        <pic:spPr>
+                          <a:xfrm>
+                            <a:off x="0" y="0"/>
+                            <a:ext cx="5852160" cy="3657600"/>
+                          </a:xfrm>
+                          <a:prstGeom prst="rect"/>
+                        </pic:spPr>
+                      </pic:pic>
+                    </a:graphicData>
+                  </a:graphic>
+                </wp:inline>
+              </w:drawing>
             </w:r>
           </w:p>
         </w:tc>
@@ -1671,11 +1593,12 @@
       </w:pPr>
       <w:r>
         <w:rPr>
+          <w:rFonts w:ascii="Times New Roman" w:hAnsi="Times New Roman"/>
           <w:b/>
           <w:color w:val="000000"/>
           <w:sz w:val="22"/>
         </w:rPr>
-        <w:t>Screenshot 2: Armory Catalog with Category Filtering (catalog.php)</w:t>
+        <w:t>Screenshot 2: Armory Catalog with Category Filter &amp; 18 Weapons (catalog.php)</w:t>
       </w:r>
     </w:p>
     <w:p>
@@ -1685,11 +1608,12 @@
       </w:pPr>
       <w:r>
         <w:rPr>
+          <w:rFonts w:ascii="Times New Roman" w:hAnsi="Times New Roman"/>
           <w:i/>
           <w:color w:val="5A5A5A"/>
           <w:sz w:val="19"/>
         </w:rPr>
-        <w:t>Shows full weapon catalog classified by Sidearms, Shotguns, Submachine Guns, and Rifles with interactive filtering.</w:t>
+        <w:t>Shows the complete armory catalog containing all 18 authentic weapons filtered by Sidearms, Shotguns, SMGs, and Rifles.</w:t>
       </w:r>
     </w:p>
     <w:tbl>
@@ -1706,42 +1630,51 @@
           <w:tcPr>
             <w:tcW w:type="dxa" w:w="9792"/>
             <w:tcBorders>
-              <w:top w:val="dashed" w:sz="8" w:space="0" w:color="999999"/>
-              <w:left w:val="dashed" w:sz="8" w:space="0" w:color="999999"/>
-              <w:bottom w:val="dashed" w:sz="8" w:space="0" w:color="999999"/>
-              <w:right w:val="dashed" w:sz="8" w:space="0" w:color="999999"/>
+              <w:top w:val="single" w:sz="4" w:space="0" w:color="CCCCCC"/>
+              <w:left w:val="single" w:sz="4" w:space="0" w:color="CCCCCC"/>
+              <w:bottom w:val="single" w:sz="4" w:space="0" w:color="CCCCCC"/>
+              <w:right w:val="single" w:sz="4" w:space="0" w:color="CCCCCC"/>
             </w:tcBorders>
-            <w:shd w:fill="F7F8FA"/>
+            <w:shd w:fill="FFFFFF"/>
           </w:tcPr>
           <w:p>
             <w:pPr>
-              <w:spacing w:before="900" w:after="900"/>
+              <w:spacing w:before="80" w:after="80"/>
               <w:jc w:val="center"/>
             </w:pPr>
             <w:r>
-              <w:rPr>
-                <w:b/>
-                <w:color w:val="787878"/>
-                <w:sz w:val="22"/>
-              </w:rPr>
-              <w:t>[ PASTE SCREENSHOT HERE ]</w:t>
-              <w:br/>
-            </w:r>
-            <w:r>
-              <w:rPr>
-                <w:color w:val="969696"/>
-                <w:sz w:val="19"/>
-              </w:rPr>
-              <w:t>Screenshot 2: Armory Catalog with Category Filtering (catalog.php)</w:t>
-              <w:br/>
-            </w:r>
-            <w:r>
-              <w:rPr>
-                <w:i/>
-                <w:color w:val="B4B4B4"/>
-                <w:sz w:val="17"/>
-              </w:rPr>
-              <w:t>(Recommended dimensions: 6.5 in × 3.6 in)</w:t>
+              <w:drawing>
+                <wp:inline xmlns:a="http://schemas.openxmlformats.org/drawingml/2006/main" xmlns:pic="http://schemas.openxmlformats.org/drawingml/2006/picture">
+                  <wp:extent cx="5852160" cy="3657600"/>
+                  <wp:docPr id="2" name="Picture 2"/>
+                  <wp:cNvGraphicFramePr>
+                    <a:graphicFrameLocks noChangeAspect="1"/>
+                  </wp:cNvGraphicFramePr>
+                  <a:graphic>
+                    <a:graphicData uri="http://schemas.openxmlformats.org/drawingml/2006/picture">
+                      <pic:pic>
+                        <pic:nvPicPr>
+                          <pic:cNvPr id="0" name="screenshot_02_catalog.png"/>
+                          <pic:cNvPicPr/>
+                        </pic:nvPicPr>
+                        <pic:blipFill>
+                          <a:blip r:embed="rId10"/>
+                          <a:stretch>
+                            <a:fillRect/>
+                          </a:stretch>
+                        </pic:blipFill>
+                        <pic:spPr>
+                          <a:xfrm>
+                            <a:off x="0" y="0"/>
+                            <a:ext cx="5852160" cy="3657600"/>
+                          </a:xfrm>
+                          <a:prstGeom prst="rect"/>
+                        </pic:spPr>
+                      </pic:pic>
+                    </a:graphicData>
+                  </a:graphic>
+                </wp:inline>
+              </w:drawing>
             </w:r>
           </w:p>
         </w:tc>
@@ -1759,6 +1692,7 @@
       </w:pPr>
       <w:r>
         <w:rPr>
+          <w:rFonts w:ascii="Times New Roman" w:hAnsi="Times New Roman"/>
           <w:b/>
           <w:color w:val="000000"/>
           <w:sz w:val="22"/>
@@ -1773,11 +1707,12 @@
       </w:pPr>
       <w:r>
         <w:rPr>
+          <w:rFonts w:ascii="Times New Roman" w:hAnsi="Times New Roman"/>
           <w:i/>
           <w:color w:val="5A5A5A"/>
           <w:sz w:val="19"/>
         </w:rPr>
-        <w:t>Detailed technical specifications, match-grade barrel details, stock status, pricing, and quantity selector.</w:t>
+        <w:t>Dedicated technical specification breakdown: Caliber, Capacity, Barrel Length, Effective Range, Sommelier tasting notes, and procurement controls.</w:t>
       </w:r>
     </w:p>
     <w:tbl>
@@ -1794,42 +1729,51 @@
           <w:tcPr>
             <w:tcW w:type="dxa" w:w="9792"/>
             <w:tcBorders>
-              <w:top w:val="dashed" w:sz="8" w:space="0" w:color="999999"/>
-              <w:left w:val="dashed" w:sz="8" w:space="0" w:color="999999"/>
-              <w:bottom w:val="dashed" w:sz="8" w:space="0" w:color="999999"/>
-              <w:right w:val="dashed" w:sz="8" w:space="0" w:color="999999"/>
+              <w:top w:val="single" w:sz="4" w:space="0" w:color="CCCCCC"/>
+              <w:left w:val="single" w:sz="4" w:space="0" w:color="CCCCCC"/>
+              <w:bottom w:val="single" w:sz="4" w:space="0" w:color="CCCCCC"/>
+              <w:right w:val="single" w:sz="4" w:space="0" w:color="CCCCCC"/>
             </w:tcBorders>
-            <w:shd w:fill="F7F8FA"/>
+            <w:shd w:fill="FFFFFF"/>
           </w:tcPr>
           <w:p>
             <w:pPr>
-              <w:spacing w:before="900" w:after="900"/>
+              <w:spacing w:before="80" w:after="80"/>
               <w:jc w:val="center"/>
             </w:pPr>
             <w:r>
-              <w:rPr>
-                <w:b/>
-                <w:color w:val="787878"/>
-                <w:sz w:val="22"/>
-              </w:rPr>
-              <w:t>[ PASTE SCREENSHOT HERE ]</w:t>
-              <w:br/>
-            </w:r>
-            <w:r>
-              <w:rPr>
-                <w:color w:val="969696"/>
-                <w:sz w:val="19"/>
-              </w:rPr>
-              <w:t>Screenshot 3: Weapon Specification &amp; Detail View (weapon_detail.php)</w:t>
-              <w:br/>
-            </w:r>
-            <w:r>
-              <w:rPr>
-                <w:i/>
-                <w:color w:val="B4B4B4"/>
-                <w:sz w:val="17"/>
-              </w:rPr>
-              <w:t>(Recommended dimensions: 6.5 in × 3.6 in)</w:t>
+              <w:drawing>
+                <wp:inline xmlns:a="http://schemas.openxmlformats.org/drawingml/2006/main" xmlns:pic="http://schemas.openxmlformats.org/drawingml/2006/picture">
+                  <wp:extent cx="5852160" cy="3657600"/>
+                  <wp:docPr id="3" name="Picture 3"/>
+                  <wp:cNvGraphicFramePr>
+                    <a:graphicFrameLocks noChangeAspect="1"/>
+                  </wp:cNvGraphicFramePr>
+                  <a:graphic>
+                    <a:graphicData uri="http://schemas.openxmlformats.org/drawingml/2006/picture">
+                      <pic:pic>
+                        <pic:nvPicPr>
+                          <pic:cNvPr id="0" name="screenshot_03_weapon_detail.png"/>
+                          <pic:cNvPicPr/>
+                        </pic:nvPicPr>
+                        <pic:blipFill>
+                          <a:blip r:embed="rId11"/>
+                          <a:stretch>
+                            <a:fillRect/>
+                          </a:stretch>
+                        </pic:blipFill>
+                        <pic:spPr>
+                          <a:xfrm>
+                            <a:off x="0" y="0"/>
+                            <a:ext cx="5852160" cy="3657600"/>
+                          </a:xfrm>
+                          <a:prstGeom prst="rect"/>
+                        </pic:spPr>
+                      </pic:pic>
+                    </a:graphicData>
+                  </a:graphic>
+                </wp:inline>
+              </w:drawing>
             </w:r>
           </w:p>
         </w:tc>
@@ -1847,11 +1791,12 @@
       </w:pPr>
       <w:r>
         <w:rPr>
+          <w:rFonts w:ascii="Times New Roman" w:hAnsi="Times New Roman"/>
           <w:b/>
           <w:color w:val="000000"/>
           <w:sz w:val="22"/>
         </w:rPr>
-        <w:t>Screenshot 4: Operative Registration Page (register.php)</w:t>
+        <w:t>Screenshot 4: Operative Registration with Weapon Clearance Credentials (register.php)</w:t>
       </w:r>
     </w:p>
     <w:p>
@@ -1861,11 +1806,12 @@
       </w:pPr>
       <w:r>
         <w:rPr>
+          <w:rFonts w:ascii="Times New Roman" w:hAnsi="Times New Roman"/>
           <w:i/>
           <w:color w:val="5A5A5A"/>
           <w:sz w:val="19"/>
         </w:rPr>
-        <w:t>User registration form validating full name, secure Continental email, hashed password, contact phone, and address.</w:t>
+        <w:t>Enhanced registration form capturing Clearance Tier, Blood Oath Marker code, Duty Station, Phone, and Safehouse delivery coordinates.</w:t>
       </w:r>
     </w:p>
     <w:tbl>
@@ -1882,42 +1828,51 @@
           <w:tcPr>
             <w:tcW w:type="dxa" w:w="9792"/>
             <w:tcBorders>
-              <w:top w:val="dashed" w:sz="8" w:space="0" w:color="999999"/>
-              <w:left w:val="dashed" w:sz="8" w:space="0" w:color="999999"/>
-              <w:bottom w:val="dashed" w:sz="8" w:space="0" w:color="999999"/>
-              <w:right w:val="dashed" w:sz="8" w:space="0" w:color="999999"/>
+              <w:top w:val="single" w:sz="4" w:space="0" w:color="CCCCCC"/>
+              <w:left w:val="single" w:sz="4" w:space="0" w:color="CCCCCC"/>
+              <w:bottom w:val="single" w:sz="4" w:space="0" w:color="CCCCCC"/>
+              <w:right w:val="single" w:sz="4" w:space="0" w:color="CCCCCC"/>
             </w:tcBorders>
-            <w:shd w:fill="F7F8FA"/>
+            <w:shd w:fill="FFFFFF"/>
           </w:tcPr>
           <w:p>
             <w:pPr>
-              <w:spacing w:before="900" w:after="900"/>
+              <w:spacing w:before="80" w:after="80"/>
               <w:jc w:val="center"/>
             </w:pPr>
             <w:r>
-              <w:rPr>
-                <w:b/>
-                <w:color w:val="787878"/>
-                <w:sz w:val="22"/>
-              </w:rPr>
-              <w:t>[ PASTE SCREENSHOT HERE ]</w:t>
-              <w:br/>
-            </w:r>
-            <w:r>
-              <w:rPr>
-                <w:color w:val="969696"/>
-                <w:sz w:val="19"/>
-              </w:rPr>
-              <w:t>Screenshot 4: Operative Registration Page (register.php)</w:t>
-              <w:br/>
-            </w:r>
-            <w:r>
-              <w:rPr>
-                <w:i/>
-                <w:color w:val="B4B4B4"/>
-                <w:sz w:val="17"/>
-              </w:rPr>
-              <w:t>(Recommended dimensions: 6.5 in × 3.6 in)</w:t>
+              <w:drawing>
+                <wp:inline xmlns:a="http://schemas.openxmlformats.org/drawingml/2006/main" xmlns:pic="http://schemas.openxmlformats.org/drawingml/2006/picture">
+                  <wp:extent cx="5852160" cy="3657600"/>
+                  <wp:docPr id="4" name="Picture 4"/>
+                  <wp:cNvGraphicFramePr>
+                    <a:graphicFrameLocks noChangeAspect="1"/>
+                  </wp:cNvGraphicFramePr>
+                  <a:graphic>
+                    <a:graphicData uri="http://schemas.openxmlformats.org/drawingml/2006/picture">
+                      <pic:pic>
+                        <pic:nvPicPr>
+                          <pic:cNvPr id="0" name="screenshot_04_register.png"/>
+                          <pic:cNvPicPr/>
+                        </pic:nvPicPr>
+                        <pic:blipFill>
+                          <a:blip r:embed="rId12"/>
+                          <a:stretch>
+                            <a:fillRect/>
+                          </a:stretch>
+                        </pic:blipFill>
+                        <pic:spPr>
+                          <a:xfrm>
+                            <a:off x="0" y="0"/>
+                            <a:ext cx="5852160" cy="3657600"/>
+                          </a:xfrm>
+                          <a:prstGeom prst="rect"/>
+                        </pic:spPr>
+                      </pic:pic>
+                    </a:graphicData>
+                  </a:graphic>
+                </wp:inline>
+              </w:drawing>
             </w:r>
           </w:p>
         </w:tc>
@@ -1935,11 +1890,12 @@
       </w:pPr>
       <w:r>
         <w:rPr>
+          <w:rFonts w:ascii="Times New Roman" w:hAnsi="Times New Roman"/>
           <w:b/>
           <w:color w:val="000000"/>
           <w:sz w:val="22"/>
         </w:rPr>
-        <w:t>Screenshot 5: Operative Authentication / Login Page (login.php)</w:t>
+        <w:t>Screenshot 5: Operative Authentication with 1-Click Test User Auto-Fill (login.php)</w:t>
       </w:r>
     </w:p>
     <w:p>
@@ -1949,11 +1905,12 @@
       </w:pPr>
       <w:r>
         <w:rPr>
+          <w:rFonts w:ascii="Times New Roman" w:hAnsi="Times New Roman"/>
           <w:i/>
           <w:color w:val="5A5A5A"/>
           <w:sz w:val="19"/>
         </w:rPr>
-        <w:t>Secure login verification screen with session creation and redirection to armory catalog.</w:t>
+        <w:t>Secure login page equipped with 1-click demo test credentials for rapid evaluation (wick@continental.com / continental123).</w:t>
       </w:r>
     </w:p>
     <w:tbl>
@@ -1970,42 +1927,51 @@
           <w:tcPr>
             <w:tcW w:type="dxa" w:w="9792"/>
             <w:tcBorders>
-              <w:top w:val="dashed" w:sz="8" w:space="0" w:color="999999"/>
-              <w:left w:val="dashed" w:sz="8" w:space="0" w:color="999999"/>
-              <w:bottom w:val="dashed" w:sz="8" w:space="0" w:color="999999"/>
-              <w:right w:val="dashed" w:sz="8" w:space="0" w:color="999999"/>
+              <w:top w:val="single" w:sz="4" w:space="0" w:color="CCCCCC"/>
+              <w:left w:val="single" w:sz="4" w:space="0" w:color="CCCCCC"/>
+              <w:bottom w:val="single" w:sz="4" w:space="0" w:color="CCCCCC"/>
+              <w:right w:val="single" w:sz="4" w:space="0" w:color="CCCCCC"/>
             </w:tcBorders>
-            <w:shd w:fill="F7F8FA"/>
+            <w:shd w:fill="FFFFFF"/>
           </w:tcPr>
           <w:p>
             <w:pPr>
-              <w:spacing w:before="900" w:after="900"/>
+              <w:spacing w:before="80" w:after="80"/>
               <w:jc w:val="center"/>
             </w:pPr>
             <w:r>
-              <w:rPr>
-                <w:b/>
-                <w:color w:val="787878"/>
-                <w:sz w:val="22"/>
-              </w:rPr>
-              <w:t>[ PASTE SCREENSHOT HERE ]</w:t>
-              <w:br/>
-            </w:r>
-            <w:r>
-              <w:rPr>
-                <w:color w:val="969696"/>
-                <w:sz w:val="19"/>
-              </w:rPr>
-              <w:t>Screenshot 5: Operative Authentication / Login Page (login.php)</w:t>
-              <w:br/>
-            </w:r>
-            <w:r>
-              <w:rPr>
-                <w:i/>
-                <w:color w:val="B4B4B4"/>
-                <w:sz w:val="17"/>
-              </w:rPr>
-              <w:t>(Recommended dimensions: 6.5 in × 3.6 in)</w:t>
+              <w:drawing>
+                <wp:inline xmlns:a="http://schemas.openxmlformats.org/drawingml/2006/main" xmlns:pic="http://schemas.openxmlformats.org/drawingml/2006/picture">
+                  <wp:extent cx="5852160" cy="3657600"/>
+                  <wp:docPr id="5" name="Picture 5"/>
+                  <wp:cNvGraphicFramePr>
+                    <a:graphicFrameLocks noChangeAspect="1"/>
+                  </wp:cNvGraphicFramePr>
+                  <a:graphic>
+                    <a:graphicData uri="http://schemas.openxmlformats.org/drawingml/2006/picture">
+                      <pic:pic>
+                        <pic:nvPicPr>
+                          <pic:cNvPr id="0" name="screenshot_05_login.png"/>
+                          <pic:cNvPicPr/>
+                        </pic:nvPicPr>
+                        <pic:blipFill>
+                          <a:blip r:embed="rId13"/>
+                          <a:stretch>
+                            <a:fillRect/>
+                          </a:stretch>
+                        </pic:blipFill>
+                        <pic:spPr>
+                          <a:xfrm>
+                            <a:off x="0" y="0"/>
+                            <a:ext cx="5852160" cy="3657600"/>
+                          </a:xfrm>
+                          <a:prstGeom prst="rect"/>
+                        </pic:spPr>
+                      </pic:pic>
+                    </a:graphicData>
+                  </a:graphic>
+                </wp:inline>
+              </w:drawing>
             </w:r>
           </w:p>
         </w:tc>
@@ -2023,6 +1989,7 @@
       </w:pPr>
       <w:r>
         <w:rPr>
+          <w:rFonts w:ascii="Times New Roman" w:hAnsi="Times New Roman"/>
           <w:b/>
           <w:color w:val="000000"/>
           <w:sz w:val="22"/>
@@ -2037,11 +2004,12 @@
       </w:pPr>
       <w:r>
         <w:rPr>
+          <w:rFonts w:ascii="Times New Roman" w:hAnsi="Times New Roman"/>
           <w:i/>
           <w:color w:val="5A5A5A"/>
           <w:sz w:val="19"/>
         </w:rPr>
-        <w:t>Active shopping cart showing selected weapons, quantities, itemized subtotals, grand total, and removal controls.</w:t>
+        <w:t>Active shopping cart showing selected weapons, quantities, itemized subtotals, grand total in USD, and Continental Gold Coin equivalents.</w:t>
       </w:r>
     </w:p>
     <w:tbl>
@@ -2058,42 +2026,51 @@
           <w:tcPr>
             <w:tcW w:type="dxa" w:w="9792"/>
             <w:tcBorders>
-              <w:top w:val="dashed" w:sz="8" w:space="0" w:color="999999"/>
-              <w:left w:val="dashed" w:sz="8" w:space="0" w:color="999999"/>
-              <w:bottom w:val="dashed" w:sz="8" w:space="0" w:color="999999"/>
-              <w:right w:val="dashed" w:sz="8" w:space="0" w:color="999999"/>
+              <w:top w:val="single" w:sz="4" w:space="0" w:color="CCCCCC"/>
+              <w:left w:val="single" w:sz="4" w:space="0" w:color="CCCCCC"/>
+              <w:bottom w:val="single" w:sz="4" w:space="0" w:color="CCCCCC"/>
+              <w:right w:val="single" w:sz="4" w:space="0" w:color="CCCCCC"/>
             </w:tcBorders>
-            <w:shd w:fill="F7F8FA"/>
+            <w:shd w:fill="FFFFFF"/>
           </w:tcPr>
           <w:p>
             <w:pPr>
-              <w:spacing w:before="900" w:after="900"/>
+              <w:spacing w:before="80" w:after="80"/>
               <w:jc w:val="center"/>
             </w:pPr>
             <w:r>
-              <w:rPr>
-                <w:b/>
-                <w:color w:val="787878"/>
-                <w:sz w:val="22"/>
-              </w:rPr>
-              <w:t>[ PASTE SCREENSHOT HERE ]</w:t>
-              <w:br/>
-            </w:r>
-            <w:r>
-              <w:rPr>
-                <w:color w:val="969696"/>
-                <w:sz w:val="19"/>
-              </w:rPr>
-              <w:t>Screenshot 6: Shopping Cart &amp; Requisition Ledger (cart.php)</w:t>
-              <w:br/>
-            </w:r>
-            <w:r>
-              <w:rPr>
-                <w:i/>
-                <w:color w:val="B4B4B4"/>
-                <w:sz w:val="17"/>
-              </w:rPr>
-              <w:t>(Recommended dimensions: 6.5 in × 3.6 in)</w:t>
+              <w:drawing>
+                <wp:inline xmlns:a="http://schemas.openxmlformats.org/drawingml/2006/main" xmlns:pic="http://schemas.openxmlformats.org/drawingml/2006/picture">
+                  <wp:extent cx="5852160" cy="3657600"/>
+                  <wp:docPr id="6" name="Picture 6"/>
+                  <wp:cNvGraphicFramePr>
+                    <a:graphicFrameLocks noChangeAspect="1"/>
+                  </wp:cNvGraphicFramePr>
+                  <a:graphic>
+                    <a:graphicData uri="http://schemas.openxmlformats.org/drawingml/2006/picture">
+                      <pic:pic>
+                        <pic:nvPicPr>
+                          <pic:cNvPr id="0" name="screenshot_06_cart.png"/>
+                          <pic:cNvPicPr/>
+                        </pic:nvPicPr>
+                        <pic:blipFill>
+                          <a:blip r:embed="rId14"/>
+                          <a:stretch>
+                            <a:fillRect/>
+                          </a:stretch>
+                        </pic:blipFill>
+                        <pic:spPr>
+                          <a:xfrm>
+                            <a:off x="0" y="0"/>
+                            <a:ext cx="5852160" cy="3657600"/>
+                          </a:xfrm>
+                          <a:prstGeom prst="rect"/>
+                        </pic:spPr>
+                      </pic:pic>
+                    </a:graphicData>
+                  </a:graphic>
+                </wp:inline>
+              </w:drawing>
             </w:r>
           </w:p>
         </w:tc>
@@ -2111,11 +2088,12 @@
       </w:pPr>
       <w:r>
         <w:rPr>
+          <w:rFonts w:ascii="Times New Roman" w:hAnsi="Times New Roman"/>
           <w:b/>
           <w:color w:val="000000"/>
           <w:sz w:val="22"/>
         </w:rPr>
-        <w:t>Screenshot 7: Checkout &amp; Delivery Allocation Details (checkout.php)</w:t>
+        <w:t>Screenshot 7: Requisition Checkout with Multiple Professional Payment Options (checkout.php)</w:t>
       </w:r>
     </w:p>
     <w:p>
@@ -2125,11 +2103,12 @@
       </w:pPr>
       <w:r>
         <w:rPr>
+          <w:rFonts w:ascii="Times New Roman" w:hAnsi="Times New Roman"/>
           <w:i/>
           <w:color w:val="5A5A5A"/>
           <w:sz w:val="19"/>
         </w:rPr>
-        <w:t>Order summary confirmation and delivery form capturing recipient name, phone, physical address, city, and ZIP.</w:t>
+        <w:t>Multi-channel settlement form featuring Continental Gold Coins, High Table Encrypted Card, Crypto Escrow, Swiss Wire, and Safehouse COD.</w:t>
       </w:r>
     </w:p>
     <w:tbl>
@@ -2146,42 +2125,51 @@
           <w:tcPr>
             <w:tcW w:type="dxa" w:w="9792"/>
             <w:tcBorders>
-              <w:top w:val="dashed" w:sz="8" w:space="0" w:color="999999"/>
-              <w:left w:val="dashed" w:sz="8" w:space="0" w:color="999999"/>
-              <w:bottom w:val="dashed" w:sz="8" w:space="0" w:color="999999"/>
-              <w:right w:val="dashed" w:sz="8" w:space="0" w:color="999999"/>
+              <w:top w:val="single" w:sz="4" w:space="0" w:color="CCCCCC"/>
+              <w:left w:val="single" w:sz="4" w:space="0" w:color="CCCCCC"/>
+              <w:bottom w:val="single" w:sz="4" w:space="0" w:color="CCCCCC"/>
+              <w:right w:val="single" w:sz="4" w:space="0" w:color="CCCCCC"/>
             </w:tcBorders>
-            <w:shd w:fill="F7F8FA"/>
+            <w:shd w:fill="FFFFFF"/>
           </w:tcPr>
           <w:p>
             <w:pPr>
-              <w:spacing w:before="900" w:after="900"/>
+              <w:spacing w:before="80" w:after="80"/>
               <w:jc w:val="center"/>
             </w:pPr>
             <w:r>
-              <w:rPr>
-                <w:b/>
-                <w:color w:val="787878"/>
-                <w:sz w:val="22"/>
-              </w:rPr>
-              <w:t>[ PASTE SCREENSHOT HERE ]</w:t>
-              <w:br/>
-            </w:r>
-            <w:r>
-              <w:rPr>
-                <w:color w:val="969696"/>
-                <w:sz w:val="19"/>
-              </w:rPr>
-              <w:t>Screenshot 7: Checkout &amp; Delivery Allocation Details (checkout.php)</w:t>
-              <w:br/>
-            </w:r>
-            <w:r>
-              <w:rPr>
-                <w:i/>
-                <w:color w:val="B4B4B4"/>
-                <w:sz w:val="17"/>
-              </w:rPr>
-              <w:t>(Recommended dimensions: 6.5 in × 3.6 in)</w:t>
+              <w:drawing>
+                <wp:inline xmlns:a="http://schemas.openxmlformats.org/drawingml/2006/main" xmlns:pic="http://schemas.openxmlformats.org/drawingml/2006/picture">
+                  <wp:extent cx="5852160" cy="3657600"/>
+                  <wp:docPr id="7" name="Picture 7"/>
+                  <wp:cNvGraphicFramePr>
+                    <a:graphicFrameLocks noChangeAspect="1"/>
+                  </wp:cNvGraphicFramePr>
+                  <a:graphic>
+                    <a:graphicData uri="http://schemas.openxmlformats.org/drawingml/2006/picture">
+                      <pic:pic>
+                        <pic:nvPicPr>
+                          <pic:cNvPr id="0" name="screenshot_07_checkout_payment.png"/>
+                          <pic:cNvPicPr/>
+                        </pic:nvPicPr>
+                        <pic:blipFill>
+                          <a:blip r:embed="rId15"/>
+                          <a:stretch>
+                            <a:fillRect/>
+                          </a:stretch>
+                        </pic:blipFill>
+                        <pic:spPr>
+                          <a:xfrm>
+                            <a:off x="0" y="0"/>
+                            <a:ext cx="5852160" cy="3657600"/>
+                          </a:xfrm>
+                          <a:prstGeom prst="rect"/>
+                        </pic:spPr>
+                      </pic:pic>
+                    </a:graphicData>
+                  </a:graphic>
+                </wp:inline>
+              </w:drawing>
             </w:r>
           </w:p>
         </w:tc>
@@ -2199,11 +2187,12 @@
       </w:pPr>
       <w:r>
         <w:rPr>
+          <w:rFonts w:ascii="Times New Roman" w:hAnsi="Times New Roman"/>
           <w:b/>
           <w:color w:val="000000"/>
           <w:sz w:val="22"/>
         </w:rPr>
-        <w:t>Screenshot 8: Order Placed Successfully Confirmation (order_success.php)</w:t>
+        <w:t>Screenshot 8: Requisition Approved &amp; Order Confirmation Screen (order_success.php)</w:t>
       </w:r>
     </w:p>
     <w:p>
@@ -2213,11 +2202,12 @@
       </w:pPr>
       <w:r>
         <w:rPr>
+          <w:rFonts w:ascii="Times New Roman" w:hAnsi="Times New Roman"/>
           <w:i/>
           <w:color w:val="5A5A5A"/>
           <w:sz w:val="19"/>
         </w:rPr>
-        <w:t>Order approval confirmation screen displaying generated Order ID and direct tracking links.</w:t>
+        <w:t>Order approval confirmation screen displaying generated Order ID, authorized settlement method, and tracking links.</w:t>
       </w:r>
     </w:p>
     <w:tbl>
@@ -2234,42 +2224,51 @@
           <w:tcPr>
             <w:tcW w:type="dxa" w:w="9792"/>
             <w:tcBorders>
-              <w:top w:val="dashed" w:sz="8" w:space="0" w:color="999999"/>
-              <w:left w:val="dashed" w:sz="8" w:space="0" w:color="999999"/>
-              <w:bottom w:val="dashed" w:sz="8" w:space="0" w:color="999999"/>
-              <w:right w:val="dashed" w:sz="8" w:space="0" w:color="999999"/>
+              <w:top w:val="single" w:sz="4" w:space="0" w:color="CCCCCC"/>
+              <w:left w:val="single" w:sz="4" w:space="0" w:color="CCCCCC"/>
+              <w:bottom w:val="single" w:sz="4" w:space="0" w:color="CCCCCC"/>
+              <w:right w:val="single" w:sz="4" w:space="0" w:color="CCCCCC"/>
             </w:tcBorders>
-            <w:shd w:fill="F7F8FA"/>
+            <w:shd w:fill="FFFFFF"/>
           </w:tcPr>
           <w:p>
             <w:pPr>
-              <w:spacing w:before="900" w:after="900"/>
+              <w:spacing w:before="80" w:after="80"/>
               <w:jc w:val="center"/>
             </w:pPr>
             <w:r>
-              <w:rPr>
-                <w:b/>
-                <w:color w:val="787878"/>
-                <w:sz w:val="22"/>
-              </w:rPr>
-              <w:t>[ PASTE SCREENSHOT HERE ]</w:t>
-              <w:br/>
-            </w:r>
-            <w:r>
-              <w:rPr>
-                <w:color w:val="969696"/>
-                <w:sz w:val="19"/>
-              </w:rPr>
-              <w:t>Screenshot 8: Order Placed Successfully Confirmation (order_success.php)</w:t>
-              <w:br/>
-            </w:r>
-            <w:r>
-              <w:rPr>
-                <w:i/>
-                <w:color w:val="B4B4B4"/>
-                <w:sz w:val="17"/>
-              </w:rPr>
-              <w:t>(Recommended dimensions: 6.5 in × 3.6 in)</w:t>
+              <w:drawing>
+                <wp:inline xmlns:a="http://schemas.openxmlformats.org/drawingml/2006/main" xmlns:pic="http://schemas.openxmlformats.org/drawingml/2006/picture">
+                  <wp:extent cx="5852160" cy="3657600"/>
+                  <wp:docPr id="8" name="Picture 8"/>
+                  <wp:cNvGraphicFramePr>
+                    <a:graphicFrameLocks noChangeAspect="1"/>
+                  </wp:cNvGraphicFramePr>
+                  <a:graphic>
+                    <a:graphicData uri="http://schemas.openxmlformats.org/drawingml/2006/picture">
+                      <pic:pic>
+                        <pic:nvPicPr>
+                          <pic:cNvPr id="0" name="screenshot_08_order_success.png"/>
+                          <pic:cNvPicPr/>
+                        </pic:nvPicPr>
+                        <pic:blipFill>
+                          <a:blip r:embed="rId16"/>
+                          <a:stretch>
+                            <a:fillRect/>
+                          </a:stretch>
+                        </pic:blipFill>
+                        <pic:spPr>
+                          <a:xfrm>
+                            <a:off x="0" y="0"/>
+                            <a:ext cx="5852160" cy="3657600"/>
+                          </a:xfrm>
+                          <a:prstGeom prst="rect"/>
+                        </pic:spPr>
+                      </pic:pic>
+                    </a:graphicData>
+                  </a:graphic>
+                </wp:inline>
+              </w:drawing>
             </w:r>
           </w:p>
         </w:tc>
@@ -2287,6 +2286,7 @@
       </w:pPr>
       <w:r>
         <w:rPr>
+          <w:rFonts w:ascii="Times New Roman" w:hAnsi="Times New Roman"/>
           <w:b/>
           <w:color w:val="000000"/>
           <w:sz w:val="22"/>
@@ -2301,11 +2301,12 @@
       </w:pPr>
       <w:r>
         <w:rPr>
+          <w:rFonts w:ascii="Times New Roman" w:hAnsi="Times New Roman"/>
           <w:i/>
           <w:color w:val="5A5A5A"/>
           <w:sz w:val="19"/>
         </w:rPr>
-        <w:t>Historical requisition log listing order IDs, items ordered, total amounts, timestamps, and real-time status badges.</w:t>
+        <w:t>Historical requisition log listing order IDs, items ordered, total amounts, settlement methods, and real-time status badges.</w:t>
       </w:r>
     </w:p>
     <w:tbl>
@@ -2322,42 +2323,51 @@
           <w:tcPr>
             <w:tcW w:type="dxa" w:w="9792"/>
             <w:tcBorders>
-              <w:top w:val="dashed" w:sz="8" w:space="0" w:color="999999"/>
-              <w:left w:val="dashed" w:sz="8" w:space="0" w:color="999999"/>
-              <w:bottom w:val="dashed" w:sz="8" w:space="0" w:color="999999"/>
-              <w:right w:val="dashed" w:sz="8" w:space="0" w:color="999999"/>
+              <w:top w:val="single" w:sz="4" w:space="0" w:color="CCCCCC"/>
+              <w:left w:val="single" w:sz="4" w:space="0" w:color="CCCCCC"/>
+              <w:bottom w:val="single" w:sz="4" w:space="0" w:color="CCCCCC"/>
+              <w:right w:val="single" w:sz="4" w:space="0" w:color="CCCCCC"/>
             </w:tcBorders>
-            <w:shd w:fill="F7F8FA"/>
+            <w:shd w:fill="FFFFFF"/>
           </w:tcPr>
           <w:p>
             <w:pPr>
-              <w:spacing w:before="900" w:after="900"/>
+              <w:spacing w:before="80" w:after="80"/>
               <w:jc w:val="center"/>
             </w:pPr>
             <w:r>
-              <w:rPr>
-                <w:b/>
-                <w:color w:val="787878"/>
-                <w:sz w:val="22"/>
-              </w:rPr>
-              <w:t>[ PASTE SCREENSHOT HERE ]</w:t>
-              <w:br/>
-            </w:r>
-            <w:r>
-              <w:rPr>
-                <w:color w:val="969696"/>
-                <w:sz w:val="19"/>
-              </w:rPr>
-              <w:t>Screenshot 9: Customer 'My Orders' History &amp; Live Tracking (my_orders.php)</w:t>
-              <w:br/>
-            </w:r>
-            <w:r>
-              <w:rPr>
-                <w:i/>
-                <w:color w:val="B4B4B4"/>
-                <w:sz w:val="17"/>
-              </w:rPr>
-              <w:t>(Recommended dimensions: 6.5 in × 3.6 in)</w:t>
+              <w:drawing>
+                <wp:inline xmlns:a="http://schemas.openxmlformats.org/drawingml/2006/main" xmlns:pic="http://schemas.openxmlformats.org/drawingml/2006/picture">
+                  <wp:extent cx="5852160" cy="3657600"/>
+                  <wp:docPr id="9" name="Picture 9"/>
+                  <wp:cNvGraphicFramePr>
+                    <a:graphicFrameLocks noChangeAspect="1"/>
+                  </wp:cNvGraphicFramePr>
+                  <a:graphic>
+                    <a:graphicData uri="http://schemas.openxmlformats.org/drawingml/2006/picture">
+                      <pic:pic>
+                        <pic:nvPicPr>
+                          <pic:cNvPr id="0" name="screenshot_09_my_orders.png"/>
+                          <pic:cNvPicPr/>
+                        </pic:nvPicPr>
+                        <pic:blipFill>
+                          <a:blip r:embed="rId17"/>
+                          <a:stretch>
+                            <a:fillRect/>
+                          </a:stretch>
+                        </pic:blipFill>
+                        <pic:spPr>
+                          <a:xfrm>
+                            <a:off x="0" y="0"/>
+                            <a:ext cx="5852160" cy="3657600"/>
+                          </a:xfrm>
+                          <a:prstGeom prst="rect"/>
+                        </pic:spPr>
+                      </pic:pic>
+                    </a:graphicData>
+                  </a:graphic>
+                </wp:inline>
+              </w:drawing>
             </w:r>
           </w:p>
         </w:tc>
@@ -2375,6 +2385,7 @@
       </w:pPr>
       <w:r>
         <w:rPr>
+          <w:rFonts w:ascii="Times New Roman" w:hAnsi="Times New Roman"/>
           <w:b/>
           <w:color w:val="000000"/>
           <w:sz w:val="22"/>
@@ -2389,6 +2400,7 @@
       </w:pPr>
       <w:r>
         <w:rPr>
+          <w:rFonts w:ascii="Times New Roman" w:hAnsi="Times New Roman"/>
           <w:i/>
           <w:color w:val="5A5A5A"/>
           <w:sz w:val="19"/>
@@ -2410,42 +2422,51 @@
           <w:tcPr>
             <w:tcW w:type="dxa" w:w="9792"/>
             <w:tcBorders>
-              <w:top w:val="dashed" w:sz="8" w:space="0" w:color="999999"/>
-              <w:left w:val="dashed" w:sz="8" w:space="0" w:color="999999"/>
-              <w:bottom w:val="dashed" w:sz="8" w:space="0" w:color="999999"/>
-              <w:right w:val="dashed" w:sz="8" w:space="0" w:color="999999"/>
+              <w:top w:val="single" w:sz="4" w:space="0" w:color="CCCCCC"/>
+              <w:left w:val="single" w:sz="4" w:space="0" w:color="CCCCCC"/>
+              <w:bottom w:val="single" w:sz="4" w:space="0" w:color="CCCCCC"/>
+              <w:right w:val="single" w:sz="4" w:space="0" w:color="CCCCCC"/>
             </w:tcBorders>
-            <w:shd w:fill="F7F8FA"/>
+            <w:shd w:fill="FFFFFF"/>
           </w:tcPr>
           <w:p>
             <w:pPr>
-              <w:spacing w:before="900" w:after="900"/>
+              <w:spacing w:before="80" w:after="80"/>
               <w:jc w:val="center"/>
             </w:pPr>
             <w:r>
-              <w:rPr>
-                <w:b/>
-                <w:color w:val="787878"/>
-                <w:sz w:val="22"/>
-              </w:rPr>
-              <w:t>[ PASTE SCREENSHOT HERE ]</w:t>
-              <w:br/>
-            </w:r>
-            <w:r>
-              <w:rPr>
-                <w:color w:val="969696"/>
-                <w:sz w:val="19"/>
-              </w:rPr>
-              <w:t>Screenshot 10: Admin Command Center Authentication (admin/index.php)</w:t>
-              <w:br/>
-            </w:r>
-            <w:r>
-              <w:rPr>
-                <w:i/>
-                <w:color w:val="B4B4B4"/>
-                <w:sz w:val="17"/>
-              </w:rPr>
-              <w:t>(Recommended dimensions: 6.5 in × 3.6 in)</w:t>
+              <w:drawing>
+                <wp:inline xmlns:a="http://schemas.openxmlformats.org/drawingml/2006/main" xmlns:pic="http://schemas.openxmlformats.org/drawingml/2006/picture">
+                  <wp:extent cx="5852160" cy="3657600"/>
+                  <wp:docPr id="10" name="Picture 10"/>
+                  <wp:cNvGraphicFramePr>
+                    <a:graphicFrameLocks noChangeAspect="1"/>
+                  </wp:cNvGraphicFramePr>
+                  <a:graphic>
+                    <a:graphicData uri="http://schemas.openxmlformats.org/drawingml/2006/picture">
+                      <pic:pic>
+                        <pic:nvPicPr>
+                          <pic:cNvPr id="0" name="screenshot_10_admin_login.png"/>
+                          <pic:cNvPicPr/>
+                        </pic:nvPicPr>
+                        <pic:blipFill>
+                          <a:blip r:embed="rId18"/>
+                          <a:stretch>
+                            <a:fillRect/>
+                          </a:stretch>
+                        </pic:blipFill>
+                        <pic:spPr>
+                          <a:xfrm>
+                            <a:off x="0" y="0"/>
+                            <a:ext cx="5852160" cy="3657600"/>
+                          </a:xfrm>
+                          <a:prstGeom prst="rect"/>
+                        </pic:spPr>
+                      </pic:pic>
+                    </a:graphicData>
+                  </a:graphic>
+                </wp:inline>
+              </w:drawing>
             </w:r>
           </w:p>
         </w:tc>
@@ -2463,6 +2484,7 @@
       </w:pPr>
       <w:r>
         <w:rPr>
+          <w:rFonts w:ascii="Times New Roman" w:hAnsi="Times New Roman"/>
           <w:b/>
           <w:color w:val="000000"/>
           <w:sz w:val="22"/>
@@ -2477,11 +2499,12 @@
       </w:pPr>
       <w:r>
         <w:rPr>
+          <w:rFonts w:ascii="Times New Roman" w:hAnsi="Times New Roman"/>
           <w:i/>
           <w:color w:val="5A5A5A"/>
           <w:sz w:val="19"/>
         </w:rPr>
-        <w:t>Overview metrics showing Total Weapons, Total Orders, Registered Operatives, Revenue, and Recent Orders summary.</w:t>
+        <w:t>Overview metrics showing Total Weapons in Armory, Total Orders, Registered Operatives, Revenue, and Recent Orders summary.</w:t>
       </w:r>
     </w:p>
     <w:tbl>
@@ -2498,42 +2521,51 @@
           <w:tcPr>
             <w:tcW w:type="dxa" w:w="9792"/>
             <w:tcBorders>
-              <w:top w:val="dashed" w:sz="8" w:space="0" w:color="999999"/>
-              <w:left w:val="dashed" w:sz="8" w:space="0" w:color="999999"/>
-              <w:bottom w:val="dashed" w:sz="8" w:space="0" w:color="999999"/>
-              <w:right w:val="dashed" w:sz="8" w:space="0" w:color="999999"/>
+              <w:top w:val="single" w:sz="4" w:space="0" w:color="CCCCCC"/>
+              <w:left w:val="single" w:sz="4" w:space="0" w:color="CCCCCC"/>
+              <w:bottom w:val="single" w:sz="4" w:space="0" w:color="CCCCCC"/>
+              <w:right w:val="single" w:sz="4" w:space="0" w:color="CCCCCC"/>
             </w:tcBorders>
-            <w:shd w:fill="F7F8FA"/>
+            <w:shd w:fill="FFFFFF"/>
           </w:tcPr>
           <w:p>
             <w:pPr>
-              <w:spacing w:before="900" w:after="900"/>
+              <w:spacing w:before="80" w:after="80"/>
               <w:jc w:val="center"/>
             </w:pPr>
             <w:r>
-              <w:rPr>
-                <w:b/>
-                <w:color w:val="787878"/>
-                <w:sz w:val="22"/>
-              </w:rPr>
-              <w:t>[ PASTE SCREENSHOT HERE ]</w:t>
-              <w:br/>
-            </w:r>
-            <w:r>
-              <w:rPr>
-                <w:color w:val="969696"/>
-                <w:sz w:val="19"/>
-              </w:rPr>
-              <w:t>Screenshot 11: Admin Command Dashboard &amp; Analytics (admin/dashboard.php)</w:t>
-              <w:br/>
-            </w:r>
-            <w:r>
-              <w:rPr>
-                <w:i/>
-                <w:color w:val="B4B4B4"/>
-                <w:sz w:val="17"/>
-              </w:rPr>
-              <w:t>(Recommended dimensions: 6.5 in × 3.6 in)</w:t>
+              <w:drawing>
+                <wp:inline xmlns:a="http://schemas.openxmlformats.org/drawingml/2006/main" xmlns:pic="http://schemas.openxmlformats.org/drawingml/2006/picture">
+                  <wp:extent cx="5852160" cy="3657600"/>
+                  <wp:docPr id="11" name="Picture 11"/>
+                  <wp:cNvGraphicFramePr>
+                    <a:graphicFrameLocks noChangeAspect="1"/>
+                  </wp:cNvGraphicFramePr>
+                  <a:graphic>
+                    <a:graphicData uri="http://schemas.openxmlformats.org/drawingml/2006/picture">
+                      <pic:pic>
+                        <pic:nvPicPr>
+                          <pic:cNvPr id="0" name="screenshot_11_admin_dashboard.png"/>
+                          <pic:cNvPicPr/>
+                        </pic:nvPicPr>
+                        <pic:blipFill>
+                          <a:blip r:embed="rId19"/>
+                          <a:stretch>
+                            <a:fillRect/>
+                          </a:stretch>
+                        </pic:blipFill>
+                        <pic:spPr>
+                          <a:xfrm>
+                            <a:off x="0" y="0"/>
+                            <a:ext cx="5852160" cy="3657600"/>
+                          </a:xfrm>
+                          <a:prstGeom prst="rect"/>
+                        </pic:spPr>
+                      </pic:pic>
+                    </a:graphicData>
+                  </a:graphic>
+                </wp:inline>
+              </w:drawing>
             </w:r>
           </w:p>
         </w:tc>
@@ -2551,11 +2583,12 @@
       </w:pPr>
       <w:r>
         <w:rPr>
+          <w:rFonts w:ascii="Times New Roman" w:hAnsi="Times New Roman"/>
           <w:b/>
           <w:color w:val="000000"/>
           <w:sz w:val="22"/>
         </w:rPr>
-        <w:t>Screenshot 12: Admin Weapon Inventory Management (admin/weapons.php)</w:t>
+        <w:t>Screenshot 12: Admin Weapon Inventory Management CRUD Table (admin/weapons.php)</w:t>
       </w:r>
     </w:p>
     <w:p>
@@ -2565,6 +2598,7 @@
       </w:pPr>
       <w:r>
         <w:rPr>
+          <w:rFonts w:ascii="Times New Roman" w:hAnsi="Times New Roman"/>
           <w:i/>
           <w:color w:val="5A5A5A"/>
           <w:sz w:val="19"/>
@@ -2586,42 +2620,51 @@
           <w:tcPr>
             <w:tcW w:type="dxa" w:w="9792"/>
             <w:tcBorders>
-              <w:top w:val="dashed" w:sz="8" w:space="0" w:color="999999"/>
-              <w:left w:val="dashed" w:sz="8" w:space="0" w:color="999999"/>
-              <w:bottom w:val="dashed" w:sz="8" w:space="0" w:color="999999"/>
-              <w:right w:val="dashed" w:sz="8" w:space="0" w:color="999999"/>
+              <w:top w:val="single" w:sz="4" w:space="0" w:color="CCCCCC"/>
+              <w:left w:val="single" w:sz="4" w:space="0" w:color="CCCCCC"/>
+              <w:bottom w:val="single" w:sz="4" w:space="0" w:color="CCCCCC"/>
+              <w:right w:val="single" w:sz="4" w:space="0" w:color="CCCCCC"/>
             </w:tcBorders>
-            <w:shd w:fill="F7F8FA"/>
+            <w:shd w:fill="FFFFFF"/>
           </w:tcPr>
           <w:p>
             <w:pPr>
-              <w:spacing w:before="900" w:after="900"/>
+              <w:spacing w:before="80" w:after="80"/>
               <w:jc w:val="center"/>
             </w:pPr>
             <w:r>
-              <w:rPr>
-                <w:b/>
-                <w:color w:val="787878"/>
-                <w:sz w:val="22"/>
-              </w:rPr>
-              <w:t>[ PASTE SCREENSHOT HERE ]</w:t>
-              <w:br/>
-            </w:r>
-            <w:r>
-              <w:rPr>
-                <w:color w:val="969696"/>
-                <w:sz w:val="19"/>
-              </w:rPr>
-              <w:t>Screenshot 12: Admin Weapon Inventory Management (admin/weapons.php)</w:t>
-              <w:br/>
-            </w:r>
-            <w:r>
-              <w:rPr>
-                <w:i/>
-                <w:color w:val="B4B4B4"/>
-                <w:sz w:val="17"/>
-              </w:rPr>
-              <w:t>(Recommended dimensions: 6.5 in × 3.6 in)</w:t>
+              <w:drawing>
+                <wp:inline xmlns:a="http://schemas.openxmlformats.org/drawingml/2006/main" xmlns:pic="http://schemas.openxmlformats.org/drawingml/2006/picture">
+                  <wp:extent cx="5852160" cy="3657600"/>
+                  <wp:docPr id="12" name="Picture 12"/>
+                  <wp:cNvGraphicFramePr>
+                    <a:graphicFrameLocks noChangeAspect="1"/>
+                  </wp:cNvGraphicFramePr>
+                  <a:graphic>
+                    <a:graphicData uri="http://schemas.openxmlformats.org/drawingml/2006/picture">
+                      <pic:pic>
+                        <pic:nvPicPr>
+                          <pic:cNvPr id="0" name="screenshot_12_admin_weapons.png"/>
+                          <pic:cNvPicPr/>
+                        </pic:nvPicPr>
+                        <pic:blipFill>
+                          <a:blip r:embed="rId20"/>
+                          <a:stretch>
+                            <a:fillRect/>
+                          </a:stretch>
+                        </pic:blipFill>
+                        <pic:spPr>
+                          <a:xfrm>
+                            <a:off x="0" y="0"/>
+                            <a:ext cx="5852160" cy="3657600"/>
+                          </a:xfrm>
+                          <a:prstGeom prst="rect"/>
+                        </pic:spPr>
+                      </pic:pic>
+                    </a:graphicData>
+                  </a:graphic>
+                </wp:inline>
+              </w:drawing>
             </w:r>
           </w:p>
         </w:tc>
@@ -2639,6 +2682,7 @@
       </w:pPr>
       <w:r>
         <w:rPr>
+          <w:rFonts w:ascii="Times New Roman" w:hAnsi="Times New Roman"/>
           <w:b/>
           <w:color w:val="000000"/>
           <w:sz w:val="22"/>
@@ -2653,11 +2697,12 @@
       </w:pPr>
       <w:r>
         <w:rPr>
+          <w:rFonts w:ascii="Times New Roman" w:hAnsi="Times New Roman"/>
           <w:i/>
           <w:color w:val="5A5A5A"/>
           <w:sz w:val="19"/>
         </w:rPr>
-        <w:t>Admin form to upload new armory items with category selection, price setting, description, and status controls.</w:t>
+        <w:t>Admin form to upload new armory items with category selection, caliber specification, price setting, description, and status controls.</w:t>
       </w:r>
     </w:p>
     <w:tbl>
@@ -2674,42 +2719,51 @@
           <w:tcPr>
             <w:tcW w:type="dxa" w:w="9792"/>
             <w:tcBorders>
-              <w:top w:val="dashed" w:sz="8" w:space="0" w:color="999999"/>
-              <w:left w:val="dashed" w:sz="8" w:space="0" w:color="999999"/>
-              <w:bottom w:val="dashed" w:sz="8" w:space="0" w:color="999999"/>
-              <w:right w:val="dashed" w:sz="8" w:space="0" w:color="999999"/>
+              <w:top w:val="single" w:sz="4" w:space="0" w:color="CCCCCC"/>
+              <w:left w:val="single" w:sz="4" w:space="0" w:color="CCCCCC"/>
+              <w:bottom w:val="single" w:sz="4" w:space="0" w:color="CCCCCC"/>
+              <w:right w:val="single" w:sz="4" w:space="0" w:color="CCCCCC"/>
             </w:tcBorders>
-            <w:shd w:fill="F7F8FA"/>
+            <w:shd w:fill="FFFFFF"/>
           </w:tcPr>
           <w:p>
             <w:pPr>
-              <w:spacing w:before="900" w:after="900"/>
+              <w:spacing w:before="80" w:after="80"/>
               <w:jc w:val="center"/>
             </w:pPr>
             <w:r>
-              <w:rPr>
-                <w:b/>
-                <w:color w:val="787878"/>
-                <w:sz w:val="22"/>
-              </w:rPr>
-              <w:t>[ PASTE SCREENSHOT HERE ]</w:t>
-              <w:br/>
-            </w:r>
-            <w:r>
-              <w:rPr>
-                <w:color w:val="969696"/>
-                <w:sz w:val="19"/>
-              </w:rPr>
-              <w:t>Screenshot 13: Admin Add New Weapon Form (admin/add_weapon.php)</w:t>
-              <w:br/>
-            </w:r>
-            <w:r>
-              <w:rPr>
-                <w:i/>
-                <w:color w:val="B4B4B4"/>
-                <w:sz w:val="17"/>
-              </w:rPr>
-              <w:t>(Recommended dimensions: 6.5 in × 3.6 in)</w:t>
+              <w:drawing>
+                <wp:inline xmlns:a="http://schemas.openxmlformats.org/drawingml/2006/main" xmlns:pic="http://schemas.openxmlformats.org/drawingml/2006/picture">
+                  <wp:extent cx="5852160" cy="3657600"/>
+                  <wp:docPr id="13" name="Picture 13"/>
+                  <wp:cNvGraphicFramePr>
+                    <a:graphicFrameLocks noChangeAspect="1"/>
+                  </wp:cNvGraphicFramePr>
+                  <a:graphic>
+                    <a:graphicData uri="http://schemas.openxmlformats.org/drawingml/2006/picture">
+                      <pic:pic>
+                        <pic:nvPicPr>
+                          <pic:cNvPr id="0" name="screenshot_13_admin_add_weapon.png"/>
+                          <pic:cNvPicPr/>
+                        </pic:nvPicPr>
+                        <pic:blipFill>
+                          <a:blip r:embed="rId21"/>
+                          <a:stretch>
+                            <a:fillRect/>
+                          </a:stretch>
+                        </pic:blipFill>
+                        <pic:spPr>
+                          <a:xfrm>
+                            <a:off x="0" y="0"/>
+                            <a:ext cx="5852160" cy="3657600"/>
+                          </a:xfrm>
+                          <a:prstGeom prst="rect"/>
+                        </pic:spPr>
+                      </pic:pic>
+                    </a:graphicData>
+                  </a:graphic>
+                </wp:inline>
+              </w:drawing>
             </w:r>
           </w:p>
         </w:tc>
@@ -2727,11 +2781,12 @@
       </w:pPr>
       <w:r>
         <w:rPr>
+          <w:rFonts w:ascii="Times New Roman" w:hAnsi="Times New Roman"/>
           <w:b/>
           <w:color w:val="000000"/>
           <w:sz w:val="22"/>
         </w:rPr>
-        <w:t>Screenshot 14: Admin Customer Orders Management &amp; Status Update (admin/orders.php)</w:t>
+        <w:t>Screenshot 14: Admin Edit Weapon Specifications (admin/edit_weapon.php)</w:t>
       </w:r>
     </w:p>
     <w:p>
@@ -2741,6 +2796,106 @@
       </w:pPr>
       <w:r>
         <w:rPr>
+          <w:rFonts w:ascii="Times New Roman" w:hAnsi="Times New Roman"/>
+          <w:i/>
+          <w:color w:val="5A5A5A"/>
+          <w:sz w:val="19"/>
+        </w:rPr>
+        <w:t>Administrative modification form to update firearm specifications, pricing, and stock availability.</w:t>
+      </w:r>
+    </w:p>
+    <w:tbl>
+      <w:tblPr>
+        <w:tblW w:type="auto" w:w="0"/>
+        <w:jc w:val="center"/>
+        <w:tblLook w:firstColumn="1" w:firstRow="1" w:lastColumn="0" w:lastRow="0" w:noHBand="0" w:noVBand="1" w:val="04A0"/>
+      </w:tblPr>
+      <w:tblGrid>
+        <w:gridCol w:w="9936"/>
+      </w:tblGrid>
+      <w:tr>
+        <w:tc>
+          <w:tcPr>
+            <w:tcW w:type="dxa" w:w="9792"/>
+            <w:tcBorders>
+              <w:top w:val="single" w:sz="4" w:space="0" w:color="CCCCCC"/>
+              <w:left w:val="single" w:sz="4" w:space="0" w:color="CCCCCC"/>
+              <w:bottom w:val="single" w:sz="4" w:space="0" w:color="CCCCCC"/>
+              <w:right w:val="single" w:sz="4" w:space="0" w:color="CCCCCC"/>
+            </w:tcBorders>
+            <w:shd w:fill="FFFFFF"/>
+          </w:tcPr>
+          <w:p>
+            <w:pPr>
+              <w:spacing w:before="80" w:after="80"/>
+              <w:jc w:val="center"/>
+            </w:pPr>
+            <w:r>
+              <w:drawing>
+                <wp:inline xmlns:a="http://schemas.openxmlformats.org/drawingml/2006/main" xmlns:pic="http://schemas.openxmlformats.org/drawingml/2006/picture">
+                  <wp:extent cx="5852160" cy="3657600"/>
+                  <wp:docPr id="14" name="Picture 14"/>
+                  <wp:cNvGraphicFramePr>
+                    <a:graphicFrameLocks noChangeAspect="1"/>
+                  </wp:cNvGraphicFramePr>
+                  <a:graphic>
+                    <a:graphicData uri="http://schemas.openxmlformats.org/drawingml/2006/picture">
+                      <pic:pic>
+                        <pic:nvPicPr>
+                          <pic:cNvPr id="0" name="screenshot_14_admin_edit_weapon.png"/>
+                          <pic:cNvPicPr/>
+                        </pic:nvPicPr>
+                        <pic:blipFill>
+                          <a:blip r:embed="rId22"/>
+                          <a:stretch>
+                            <a:fillRect/>
+                          </a:stretch>
+                        </pic:blipFill>
+                        <pic:spPr>
+                          <a:xfrm>
+                            <a:off x="0" y="0"/>
+                            <a:ext cx="5852160" cy="3657600"/>
+                          </a:xfrm>
+                          <a:prstGeom prst="rect"/>
+                        </pic:spPr>
+                      </pic:pic>
+                    </a:graphicData>
+                  </a:graphic>
+                </wp:inline>
+              </w:drawing>
+            </w:r>
+          </w:p>
+        </w:tc>
+      </w:tr>
+    </w:tbl>
+    <w:p>
+      <w:pPr>
+        <w:spacing w:before="80" w:after="160"/>
+      </w:pPr>
+    </w:p>
+    <w:p>
+      <w:pPr>
+        <w:keepNext/>
+        <w:spacing w:before="200" w:after="80"/>
+      </w:pPr>
+      <w:r>
+        <w:rPr>
+          <w:rFonts w:ascii="Times New Roman" w:hAnsi="Times New Roman"/>
+          <w:b/>
+          <w:color w:val="000000"/>
+          <w:sz w:val="22"/>
+        </w:rPr>
+        <w:t>Screenshot 15: Admin Customer Orders Management &amp; Status Update (admin/orders.php)</w:t>
+      </w:r>
+    </w:p>
+    <w:p>
+      <w:pPr>
+        <w:keepNext/>
+        <w:spacing w:before="0" w:after="120"/>
+      </w:pPr>
+      <w:r>
+        <w:rPr>
+          <w:rFonts w:ascii="Times New Roman" w:hAnsi="Times New Roman"/>
           <w:i/>
           <w:color w:val="5A5A5A"/>
           <w:sz w:val="19"/>
@@ -2762,42 +2917,51 @@
           <w:tcPr>
             <w:tcW w:type="dxa" w:w="9792"/>
             <w:tcBorders>
-              <w:top w:val="dashed" w:sz="8" w:space="0" w:color="999999"/>
-              <w:left w:val="dashed" w:sz="8" w:space="0" w:color="999999"/>
-              <w:bottom w:val="dashed" w:sz="8" w:space="0" w:color="999999"/>
-              <w:right w:val="dashed" w:sz="8" w:space="0" w:color="999999"/>
+              <w:top w:val="single" w:sz="4" w:space="0" w:color="CCCCCC"/>
+              <w:left w:val="single" w:sz="4" w:space="0" w:color="CCCCCC"/>
+              <w:bottom w:val="single" w:sz="4" w:space="0" w:color="CCCCCC"/>
+              <w:right w:val="single" w:sz="4" w:space="0" w:color="CCCCCC"/>
             </w:tcBorders>
-            <w:shd w:fill="F7F8FA"/>
+            <w:shd w:fill="FFFFFF"/>
           </w:tcPr>
           <w:p>
             <w:pPr>
-              <w:spacing w:before="900" w:after="900"/>
+              <w:spacing w:before="80" w:after="80"/>
               <w:jc w:val="center"/>
             </w:pPr>
             <w:r>
-              <w:rPr>
-                <w:b/>
-                <w:color w:val="787878"/>
-                <w:sz w:val="22"/>
-              </w:rPr>
-              <w:t>[ PASTE SCREENSHOT HERE ]</w:t>
-              <w:br/>
-            </w:r>
-            <w:r>
-              <w:rPr>
-                <w:color w:val="969696"/>
-                <w:sz w:val="19"/>
-              </w:rPr>
-              <w:t>Screenshot 14: Admin Customer Orders Management &amp; Status Update (admin/orders.php)</w:t>
-              <w:br/>
-            </w:r>
-            <w:r>
-              <w:rPr>
-                <w:i/>
-                <w:color w:val="B4B4B4"/>
-                <w:sz w:val="17"/>
-              </w:rPr>
-              <w:t>(Recommended dimensions: 6.5 in × 3.6 in)</w:t>
+              <w:drawing>
+                <wp:inline xmlns:a="http://schemas.openxmlformats.org/drawingml/2006/main" xmlns:pic="http://schemas.openxmlformats.org/drawingml/2006/picture">
+                  <wp:extent cx="5852160" cy="3657600"/>
+                  <wp:docPr id="15" name="Picture 15"/>
+                  <wp:cNvGraphicFramePr>
+                    <a:graphicFrameLocks noChangeAspect="1"/>
+                  </wp:cNvGraphicFramePr>
+                  <a:graphic>
+                    <a:graphicData uri="http://schemas.openxmlformats.org/drawingml/2006/picture">
+                      <pic:pic>
+                        <pic:nvPicPr>
+                          <pic:cNvPr id="0" name="screenshot_15_admin_orders.png"/>
+                          <pic:cNvPicPr/>
+                        </pic:nvPicPr>
+                        <pic:blipFill>
+                          <a:blip r:embed="rId23"/>
+                          <a:stretch>
+                            <a:fillRect/>
+                          </a:stretch>
+                        </pic:blipFill>
+                        <pic:spPr>
+                          <a:xfrm>
+                            <a:off x="0" y="0"/>
+                            <a:ext cx="5852160" cy="3657600"/>
+                          </a:xfrm>
+                          <a:prstGeom prst="rect"/>
+                        </pic:spPr>
+                      </pic:pic>
+                    </a:graphicData>
+                  </a:graphic>
+                </wp:inline>
+              </w:drawing>
             </w:r>
           </w:p>
         </w:tc>
@@ -2815,11 +2979,12 @@
       </w:pPr>
       <w:r>
         <w:rPr>
+          <w:rFonts w:ascii="Times New Roman" w:hAnsi="Times New Roman"/>
           <w:b/>
           <w:color w:val="000000"/>
           <w:sz w:val="22"/>
         </w:rPr>
-        <w:t>Screenshot 15: Admin Order Detailed Breakdown (admin/order_detail.php)</w:t>
+        <w:t>Screenshot 16: MySQL Database Schema in phpMyAdmin</w:t>
       </w:r>
     </w:p>
     <w:p>
@@ -2829,11 +2994,12 @@
       </w:pPr>
       <w:r>
         <w:rPr>
+          <w:rFonts w:ascii="Times New Roman" w:hAnsi="Times New Roman"/>
           <w:i/>
           <w:color w:val="5A5A5A"/>
           <w:sz w:val="19"/>
         </w:rPr>
-        <w:t>Comprehensive view of customer identity, delivery destination, itemized weapon lines, and status update controls.</w:t>
+        <w:t>Relational database structure illustrating admin_users, customers, weapons (18 items), orders, and order_items tables.</w:t>
       </w:r>
     </w:p>
     <w:tbl>
@@ -2850,130 +3016,51 @@
           <w:tcPr>
             <w:tcW w:type="dxa" w:w="9792"/>
             <w:tcBorders>
-              <w:top w:val="dashed" w:sz="8" w:space="0" w:color="999999"/>
-              <w:left w:val="dashed" w:sz="8" w:space="0" w:color="999999"/>
-              <w:bottom w:val="dashed" w:sz="8" w:space="0" w:color="999999"/>
-              <w:right w:val="dashed" w:sz="8" w:space="0" w:color="999999"/>
+              <w:top w:val="single" w:sz="4" w:space="0" w:color="CCCCCC"/>
+              <w:left w:val="single" w:sz="4" w:space="0" w:color="CCCCCC"/>
+              <w:bottom w:val="single" w:sz="4" w:space="0" w:color="CCCCCC"/>
+              <w:right w:val="single" w:sz="4" w:space="0" w:color="CCCCCC"/>
             </w:tcBorders>
-            <w:shd w:fill="F7F8FA"/>
+            <w:shd w:fill="FFFFFF"/>
           </w:tcPr>
           <w:p>
             <w:pPr>
-              <w:spacing w:before="900" w:after="900"/>
+              <w:spacing w:before="80" w:after="80"/>
               <w:jc w:val="center"/>
             </w:pPr>
             <w:r>
-              <w:rPr>
-                <w:b/>
-                <w:color w:val="787878"/>
-                <w:sz w:val="22"/>
-              </w:rPr>
-              <w:t>[ PASTE SCREENSHOT HERE ]</w:t>
-              <w:br/>
-            </w:r>
-            <w:r>
-              <w:rPr>
-                <w:color w:val="969696"/>
-                <w:sz w:val="19"/>
-              </w:rPr>
-              <w:t>Screenshot 15: Admin Order Detailed Breakdown (admin/order_detail.php)</w:t>
-              <w:br/>
-            </w:r>
-            <w:r>
-              <w:rPr>
-                <w:i/>
-                <w:color w:val="B4B4B4"/>
-                <w:sz w:val="17"/>
-              </w:rPr>
-              <w:t>(Recommended dimensions: 6.5 in × 3.6 in)</w:t>
-            </w:r>
-          </w:p>
-        </w:tc>
-      </w:tr>
-    </w:tbl>
-    <w:p>
-      <w:pPr>
-        <w:spacing w:before="80" w:after="160"/>
-      </w:pPr>
-    </w:p>
-    <w:p>
-      <w:pPr>
-        <w:keepNext/>
-        <w:spacing w:before="200" w:after="80"/>
-      </w:pPr>
-      <w:r>
-        <w:rPr>
-          <w:b/>
-          <w:color w:val="000000"/>
-          <w:sz w:val="22"/>
-        </w:rPr>
-        <w:t>Screenshot 16: MySQL Database Schema in phpMyAdmin</w:t>
-      </w:r>
-    </w:p>
-    <w:p>
-      <w:pPr>
-        <w:keepNext/>
-        <w:spacing w:before="0" w:after="120"/>
-      </w:pPr>
-      <w:r>
-        <w:rPr>
-          <w:i/>
-          <w:color w:val="5A5A5A"/>
-          <w:sz w:val="19"/>
-        </w:rPr>
-        <w:t>Relational database structure illustrating admin_users, customers, weapons, orders, and order_items tables.</w:t>
-      </w:r>
-    </w:p>
-    <w:tbl>
-      <w:tblPr>
-        <w:tblW w:type="auto" w:w="0"/>
-        <w:jc w:val="center"/>
-        <w:tblLook w:firstColumn="1" w:firstRow="1" w:lastColumn="0" w:lastRow="0" w:noHBand="0" w:noVBand="1" w:val="04A0"/>
-      </w:tblPr>
-      <w:tblGrid>
-        <w:gridCol w:w="9936"/>
-      </w:tblGrid>
-      <w:tr>
-        <w:tc>
-          <w:tcPr>
-            <w:tcW w:type="dxa" w:w="9792"/>
-            <w:tcBorders>
-              <w:top w:val="dashed" w:sz="8" w:space="0" w:color="999999"/>
-              <w:left w:val="dashed" w:sz="8" w:space="0" w:color="999999"/>
-              <w:bottom w:val="dashed" w:sz="8" w:space="0" w:color="999999"/>
-              <w:right w:val="dashed" w:sz="8" w:space="0" w:color="999999"/>
-            </w:tcBorders>
-            <w:shd w:fill="F7F8FA"/>
-          </w:tcPr>
-          <w:p>
-            <w:pPr>
-              <w:spacing w:before="900" w:after="900"/>
-              <w:jc w:val="center"/>
-            </w:pPr>
-            <w:r>
-              <w:rPr>
-                <w:b/>
-                <w:color w:val="787878"/>
-                <w:sz w:val="22"/>
-              </w:rPr>
-              <w:t>[ PASTE SCREENSHOT HERE ]</w:t>
-              <w:br/>
-            </w:r>
-            <w:r>
-              <w:rPr>
-                <w:color w:val="969696"/>
-                <w:sz w:val="19"/>
-              </w:rPr>
-              <w:t>Screenshot 16: MySQL Database Schema in phpMyAdmin</w:t>
-              <w:br/>
-            </w:r>
-            <w:r>
-              <w:rPr>
-                <w:i/>
-                <w:color w:val="B4B4B4"/>
-                <w:sz w:val="17"/>
-              </w:rPr>
-              <w:t>(Recommended dimensions: 6.5 in × 3.6 in)</w:t>
+              <w:drawing>
+                <wp:inline xmlns:a="http://schemas.openxmlformats.org/drawingml/2006/main" xmlns:pic="http://schemas.openxmlformats.org/drawingml/2006/picture">
+                  <wp:extent cx="5852160" cy="3657600"/>
+                  <wp:docPr id="16" name="Picture 16"/>
+                  <wp:cNvGraphicFramePr>
+                    <a:graphicFrameLocks noChangeAspect="1"/>
+                  </wp:cNvGraphicFramePr>
+                  <a:graphic>
+                    <a:graphicData uri="http://schemas.openxmlformats.org/drawingml/2006/picture">
+                      <pic:pic>
+                        <pic:nvPicPr>
+                          <pic:cNvPr id="0" name="screenshot_16_db_schema.png"/>
+                          <pic:cNvPicPr/>
+                        </pic:nvPicPr>
+                        <pic:blipFill>
+                          <a:blip r:embed="rId24"/>
+                          <a:stretch>
+                            <a:fillRect/>
+                          </a:stretch>
+                        </pic:blipFill>
+                        <pic:spPr>
+                          <a:xfrm>
+                            <a:off x="0" y="0"/>
+                            <a:ext cx="5852160" cy="3657600"/>
+                          </a:xfrm>
+                          <a:prstGeom prst="rect"/>
+                        </pic:spPr>
+                      </pic:pic>
+                    </a:graphicData>
+                  </a:graphic>
+                </wp:inline>
+              </w:drawing>
             </w:r>
           </w:p>
         </w:tc>
@@ -3363,11 +3450,6 @@
     <w:name w:val="Normal"/>
     <w:qFormat/>
     <w:rsid w:val="00FC693F"/>
-    <w:rPr>
-      <w:rFonts w:ascii="Times New Roman" w:hAnsi="Times New Roman"/>
-      <w:color w:val="1E1E1E"/>
-      <w:sz w:val="22"/>
-    </w:rPr>
   </w:style>
   <w:style w:type="paragraph" w:styleId="Header">
     <w:name w:val="header"/>
